--- a/public/Resume_FabianFroding_2022c.docx
+++ b/public/Resume_FabianFroding_2022c.docx
@@ -206,330 +206,10 @@
         <w:ind w:left="-360" w:firstLine="0"/>
         <w:rPr>
           <w:rFonts w:ascii="Times New Roman" w:cs="Times New Roman" w:eastAsia="Times New Roman" w:hAnsi="Times New Roman"/>
-          <w:color w:val="202124"/>
-          <w:sz w:val="21"/>
-          <w:szCs w:val="21"/>
-          <w:highlight w:val="white"/>
-        </w:rPr>
-      </w:pPr>
-      <w:r>
-        <w:pict>
-          <v:rect style="width:0.0pt;height:1.5pt" o:hr="t" o:hrstd="t" o:hralign="center" fillcolor="#A0A0A0" stroked="f"/>
-        </w:pict>
-      </w:r>
-      <w:r>
-        <w:rPr>
-          <w:rtl w:val="0"/>
-        </w:rPr>
-      </w:r>
-    </w:p>
-    <w:p>
-      <w:pPr>
-        <w:ind w:left="-360" w:firstLine="0"/>
-        <w:rPr>
-          <w:rFonts w:ascii="Times New Roman" w:cs="Times New Roman" w:eastAsia="Times New Roman" w:hAnsi="Times New Roman"/>
-          <w:u w:val="single"/>
-        </w:rPr>
-      </w:pPr>
-      <w:r>
-        <w:rPr>
-          <w:rFonts w:ascii="Times New Roman" w:cs="Times New Roman" w:eastAsia="Times New Roman" w:hAnsi="Times New Roman"/>
           <w:b w:val="1"/>
           <w:color w:val="980000"/>
           <w:sz w:val="26"/>
           <w:szCs w:val="26"/>
-          <w:u w:val="single"/>
-          <w:rtl w:val="0"/>
-        </w:rPr>
-        <w:t xml:space="preserve">Work Experience</w:t>
-      </w:r>
-      <w:r>
-        <w:rPr>
-          <w:rtl w:val="0"/>
-        </w:rPr>
-      </w:r>
-    </w:p>
-    <w:p>
-      <w:pPr>
-        <w:ind w:left="-360" w:firstLine="0"/>
-        <w:rPr>
-          <w:rFonts w:ascii="Times New Roman" w:cs="Times New Roman" w:eastAsia="Times New Roman" w:hAnsi="Times New Roman"/>
-          <w:b w:val="1"/>
-        </w:rPr>
-      </w:pPr>
-      <w:r>
-        <w:rPr>
-          <w:rFonts w:ascii="Times New Roman" w:cs="Times New Roman" w:eastAsia="Times New Roman" w:hAnsi="Times New Roman"/>
-          <w:b w:val="1"/>
-          <w:rtl w:val="0"/>
-        </w:rPr>
-        <w:t xml:space="preserve">DoubleMoose Games: Software Engineer</w:t>
-        <w:tab/>
-        <w:tab/>
-        <w:tab/>
-        <w:tab/>
-        <w:tab/>
-        <w:tab/>
-        <w:tab/>
-        <w:t xml:space="preserve">2.5 Years</w:t>
-      </w:r>
-    </w:p>
-    <w:p>
-      <w:pPr>
-        <w:ind w:left="720" w:firstLine="0"/>
-        <w:rPr>
-          <w:rFonts w:ascii="Times New Roman" w:cs="Times New Roman" w:eastAsia="Times New Roman" w:hAnsi="Times New Roman"/>
-        </w:rPr>
-      </w:pPr>
-      <w:r>
-        <w:rPr>
-          <w:rFonts w:ascii="Times New Roman" w:cs="Times New Roman" w:eastAsia="Times New Roman" w:hAnsi="Times New Roman"/>
-          <w:rtl w:val="0"/>
-        </w:rPr>
-        <w:t xml:space="preserve">C++ Programming in Unreal Engine, including UI programming, network</w:t>
-        <w:br w:type="textWrapping"/>
-        <w:t xml:space="preserve">programming, creating gameplay systems and integrating third-party services</w:t>
-        <w:br w:type="textWrapping"/>
-        <w:t xml:space="preserve">such as Amazon Web Services and Azure Playfab.</w:t>
-      </w:r>
-    </w:p>
-    <w:p>
-      <w:pPr>
-        <w:ind w:left="-360" w:firstLine="0"/>
-        <w:rPr>
-          <w:rFonts w:ascii="Times New Roman" w:cs="Times New Roman" w:eastAsia="Times New Roman" w:hAnsi="Times New Roman"/>
-          <w:b w:val="1"/>
-        </w:rPr>
-      </w:pPr>
-      <w:r>
-        <w:rPr>
-          <w:rFonts w:ascii="Times New Roman" w:cs="Times New Roman" w:eastAsia="Times New Roman" w:hAnsi="Times New Roman"/>
-          <w:b w:val="1"/>
-          <w:rtl w:val="0"/>
-        </w:rPr>
-        <w:t xml:space="preserve">Warcry Interactive: QA Consultant</w:t>
-        <w:tab/>
-        <w:tab/>
-        <w:tab/>
-        <w:tab/>
-        <w:tab/>
-        <w:tab/>
-        <w:tab/>
-        <w:t xml:space="preserve">4 Months</w:t>
-      </w:r>
-    </w:p>
-    <w:p>
-      <w:pPr>
-        <w:ind w:left="720" w:firstLine="0"/>
-        <w:rPr>
-          <w:rFonts w:ascii="Times New Roman" w:cs="Times New Roman" w:eastAsia="Times New Roman" w:hAnsi="Times New Roman"/>
-        </w:rPr>
-      </w:pPr>
-      <w:r>
-        <w:rPr>
-          <w:rFonts w:ascii="Times New Roman" w:cs="Times New Roman" w:eastAsia="Times New Roman" w:hAnsi="Times New Roman"/>
-          <w:rtl w:val="0"/>
-        </w:rPr>
-        <w:t xml:space="preserve">Playtesting, data analysis and data visualization.</w:t>
-      </w:r>
-    </w:p>
-    <w:p>
-      <w:pPr>
-        <w:ind w:left="-360" w:firstLine="0"/>
-        <w:rPr>
-          <w:rFonts w:ascii="Times New Roman" w:cs="Times New Roman" w:eastAsia="Times New Roman" w:hAnsi="Times New Roman"/>
-        </w:rPr>
-      </w:pPr>
-      <w:r>
-        <w:rPr>
-          <w:rFonts w:ascii="Times New Roman" w:cs="Times New Roman" w:eastAsia="Times New Roman" w:hAnsi="Times New Roman"/>
-          <w:b w:val="1"/>
-          <w:rtl w:val="0"/>
-        </w:rPr>
-        <w:t xml:space="preserve">Evoma: Software Engineer</w:t>
-        <w:tab/>
-        <w:tab/>
-        <w:tab/>
-        <w:tab/>
-        <w:tab/>
-        <w:tab/>
-        <w:tab/>
-        <w:tab/>
-        <w:t xml:space="preserve">1 Year</w:t>
-      </w:r>
-      <w:r>
-        <w:rPr>
-          <w:rtl w:val="0"/>
-        </w:rPr>
-      </w:r>
-    </w:p>
-    <w:p>
-      <w:pPr>
-        <w:ind w:left="720" w:firstLine="0"/>
-        <w:rPr>
-          <w:rFonts w:ascii="Times New Roman" w:cs="Times New Roman" w:eastAsia="Times New Roman" w:hAnsi="Times New Roman"/>
-        </w:rPr>
-      </w:pPr>
-      <w:r>
-        <w:rPr>
-          <w:rFonts w:ascii="Times New Roman" w:cs="Times New Roman" w:eastAsia="Times New Roman" w:hAnsi="Times New Roman"/>
-          <w:rtl w:val="0"/>
-        </w:rPr>
-        <w:t xml:space="preserve">Software development with JavaScript, Vue, Plotly, HTML, CSS</w:t>
-        <w:br w:type="textWrapping"/>
-        <w:t xml:space="preserve">for a data visualization tool for a major european aerospace </w:t>
-        <w:br w:type="textWrapping"/>
-        <w:t xml:space="preserve">manufacturer.</w:t>
-      </w:r>
-    </w:p>
-    <w:p>
-      <w:pPr>
-        <w:ind w:left="-360" w:firstLine="0"/>
-        <w:rPr>
-          <w:rFonts w:ascii="Times New Roman" w:cs="Times New Roman" w:eastAsia="Times New Roman" w:hAnsi="Times New Roman"/>
-          <w:b w:val="1"/>
-        </w:rPr>
-      </w:pPr>
-      <w:r>
-        <w:rPr>
-          <w:rFonts w:ascii="Times New Roman" w:cs="Times New Roman" w:eastAsia="Times New Roman" w:hAnsi="Times New Roman"/>
-          <w:b w:val="1"/>
-          <w:rtl w:val="0"/>
-        </w:rPr>
-        <w:t xml:space="preserve">Smoofit: Software Developer</w:t>
-        <w:tab/>
-        <w:tab/>
-        <w:tab/>
-        <w:tab/>
-        <w:tab/>
-        <w:tab/>
-        <w:tab/>
-        <w:tab/>
-        <w:t xml:space="preserve">1 Year</w:t>
-      </w:r>
-    </w:p>
-    <w:p>
-      <w:pPr>
-        <w:ind w:left="720" w:firstLine="0"/>
-        <w:rPr>
-          <w:rFonts w:ascii="Times New Roman" w:cs="Times New Roman" w:eastAsia="Times New Roman" w:hAnsi="Times New Roman"/>
-        </w:rPr>
-      </w:pPr>
-      <w:r>
-        <w:rPr>
-          <w:rFonts w:ascii="Times New Roman" w:cs="Times New Roman" w:eastAsia="Times New Roman" w:hAnsi="Times New Roman"/>
-          <w:rtl w:val="0"/>
-        </w:rPr>
-        <w:t xml:space="preserve">Software development with C, Javascript, HTML, CSS for embedded</w:t>
-        <w:br w:type="textWrapping"/>
-        <w:t xml:space="preserve">system-devices such as a barcode scanner and a smart home app.</w:t>
-      </w:r>
-    </w:p>
-    <w:p>
-      <w:pPr>
-        <w:ind w:left="-360" w:firstLine="0"/>
-        <w:rPr>
-          <w:rFonts w:ascii="Times New Roman" w:cs="Times New Roman" w:eastAsia="Times New Roman" w:hAnsi="Times New Roman"/>
-          <w:b w:val="1"/>
-        </w:rPr>
-      </w:pPr>
-      <w:r>
-        <w:rPr>
-          <w:rFonts w:ascii="Times New Roman" w:cs="Times New Roman" w:eastAsia="Times New Roman" w:hAnsi="Times New Roman"/>
-          <w:b w:val="1"/>
-          <w:rtl w:val="0"/>
-        </w:rPr>
-        <w:t xml:space="preserve">Chalmers Studentbostäder: Customer service</w:t>
-        <w:tab/>
-        <w:tab/>
-        <w:tab/>
-        <w:tab/>
-        <w:tab/>
-        <w:tab/>
-        <w:t xml:space="preserve">1 Year</w:t>
-      </w:r>
-    </w:p>
-    <w:p>
-      <w:pPr>
-        <w:ind w:left="720" w:firstLine="0"/>
-        <w:rPr>
-          <w:rFonts w:ascii="Times New Roman" w:cs="Times New Roman" w:eastAsia="Times New Roman" w:hAnsi="Times New Roman"/>
-        </w:rPr>
-      </w:pPr>
-      <w:r>
-        <w:rPr>
-          <w:rFonts w:ascii="Times New Roman" w:cs="Times New Roman" w:eastAsia="Times New Roman" w:hAnsi="Times New Roman"/>
-          <w:rtl w:val="0"/>
-        </w:rPr>
-        <w:t xml:space="preserve">Served customers/tenants and handled administrative tasks.</w:t>
-      </w:r>
-    </w:p>
-    <w:p>
-      <w:pPr>
-        <w:ind w:left="-360" w:firstLine="0"/>
-        <w:rPr>
-          <w:rFonts w:ascii="Times New Roman" w:cs="Times New Roman" w:eastAsia="Times New Roman" w:hAnsi="Times New Roman"/>
-          <w:b w:val="1"/>
-        </w:rPr>
-      </w:pPr>
-      <w:r>
-        <w:rPr>
-          <w:rFonts w:ascii="Times New Roman" w:cs="Times New Roman" w:eastAsia="Times New Roman" w:hAnsi="Times New Roman"/>
-          <w:b w:val="1"/>
-          <w:rtl w:val="0"/>
-        </w:rPr>
-        <w:t xml:space="preserve">Nyboskolan Tibro: Substitute teacher</w:t>
-        <w:tab/>
-        <w:tab/>
-        <w:tab/>
-        <w:tab/>
-        <w:tab/>
-        <w:tab/>
-        <w:tab/>
-        <w:t xml:space="preserve">5 Months</w:t>
-      </w:r>
-    </w:p>
-    <w:p>
-      <w:pPr>
-        <w:ind w:left="720" w:firstLine="0"/>
-        <w:rPr>
-          <w:rFonts w:ascii="Times New Roman" w:cs="Times New Roman" w:eastAsia="Times New Roman" w:hAnsi="Times New Roman"/>
-          <w:color w:val="434343"/>
-          <w:sz w:val="18"/>
-          <w:szCs w:val="18"/>
-        </w:rPr>
-      </w:pPr>
-      <w:r>
-        <w:rPr>
-          <w:rFonts w:ascii="Times New Roman" w:cs="Times New Roman" w:eastAsia="Times New Roman" w:hAnsi="Times New Roman"/>
-          <w:rtl w:val="0"/>
-        </w:rPr>
-        <w:t xml:space="preserve">Taught mathematics and gymnastics for elementary school students.</w:t>
-      </w:r>
-      <w:r>
-        <w:rPr>
-          <w:rtl w:val="0"/>
-        </w:rPr>
-      </w:r>
-    </w:p>
-    <w:p>
-      <w:pPr>
-        <w:ind w:left="-360" w:firstLine="0"/>
-        <w:rPr>
-          <w:rFonts w:ascii="Times New Roman" w:cs="Times New Roman" w:eastAsia="Times New Roman" w:hAnsi="Times New Roman"/>
-        </w:rPr>
-      </w:pPr>
-      <w:r>
-        <w:rPr>
-          <w:rtl w:val="0"/>
-        </w:rPr>
-      </w:r>
-    </w:p>
-    <w:p>
-      <w:pPr>
-        <w:ind w:left="-360" w:firstLine="0"/>
-        <w:rPr>
-          <w:rFonts w:ascii="Times New Roman" w:cs="Times New Roman" w:eastAsia="Times New Roman" w:hAnsi="Times New Roman"/>
         </w:rPr>
         <w:sectPr>
           <w:type w:val="continuous"/>
@@ -554,239 +234,6 @@
         <w:rPr>
           <w:rFonts w:ascii="Times New Roman" w:cs="Times New Roman" w:eastAsia="Times New Roman" w:hAnsi="Times New Roman"/>
           <w:b w:val="1"/>
-          <w:u w:val="single"/>
-        </w:rPr>
-        <w:sectPr>
-          <w:type w:val="continuous"/>
-          <w:pgSz w:h="15840" w:w="12240" w:orient="portrait"/>
-          <w:pgMar w:bottom="1440" w:top="990" w:left="1440" w:right="1440" w:header="720" w:footer="720"/>
-          <w:cols w:equalWidth="0" w:num="1">
-            <w:col w:space="0" w:w="9360"/>
-          </w:cols>
-        </w:sectPr>
-      </w:pPr>
-      <w:r>
-        <w:rPr>
-          <w:rFonts w:ascii="Times New Roman" w:cs="Times New Roman" w:eastAsia="Times New Roman" w:hAnsi="Times New Roman"/>
-          <w:b w:val="1"/>
-          <w:color w:val="980000"/>
-          <w:sz w:val="26"/>
-          <w:szCs w:val="26"/>
-          <w:u w:val="single"/>
-          <w:rtl w:val="0"/>
-        </w:rPr>
-        <w:t xml:space="preserve">Education</w:t>
-      </w:r>
-      <w:r>
-        <w:rPr>
-          <w:rtl w:val="0"/>
-        </w:rPr>
-      </w:r>
-    </w:p>
-    <w:p>
-      <w:pPr>
-        <w:ind w:left="-360" w:firstLine="0"/>
-        <w:rPr>
-          <w:rFonts w:ascii="Times New Roman" w:cs="Times New Roman" w:eastAsia="Times New Roman" w:hAnsi="Times New Roman"/>
-        </w:rPr>
-      </w:pPr>
-      <w:r>
-        <w:rPr>
-          <w:rFonts w:ascii="Times New Roman" w:cs="Times New Roman" w:eastAsia="Times New Roman" w:hAnsi="Times New Roman"/>
-          <w:b w:val="1"/>
-          <w:rtl w:val="0"/>
-        </w:rPr>
-        <w:t xml:space="preserve">B.Sc. Software Engineering &amp; Management</w:t>
-      </w:r>
-      <w:r>
-        <w:rPr>
-          <w:rFonts w:ascii="Times New Roman" w:cs="Times New Roman" w:eastAsia="Times New Roman" w:hAnsi="Times New Roman"/>
-          <w:rtl w:val="0"/>
-        </w:rPr>
-        <w:t xml:space="preserve">: University of Gothenburg.</w:t>
-      </w:r>
-    </w:p>
-    <w:p>
-      <w:pPr>
-        <w:ind w:left="-360" w:firstLine="0"/>
-        <w:rPr>
-          <w:rFonts w:ascii="Times New Roman" w:cs="Times New Roman" w:eastAsia="Times New Roman" w:hAnsi="Times New Roman"/>
-        </w:rPr>
-        <w:sectPr>
-          <w:type w:val="continuous"/>
-          <w:pgSz w:h="15840" w:w="12240" w:orient="portrait"/>
-          <w:pgMar w:bottom="1440" w:top="990" w:left="1440" w:right="1440" w:header="720" w:footer="720"/>
-          <w:cols w:equalWidth="0" w:num="1">
-            <w:col w:space="0" w:w="9360"/>
-          </w:cols>
-        </w:sectPr>
-      </w:pPr>
-      <w:r>
-        <w:rPr>
-          <w:rFonts w:ascii="Times New Roman" w:cs="Times New Roman" w:eastAsia="Times New Roman" w:hAnsi="Times New Roman"/>
-          <w:b w:val="1"/>
-          <w:rtl w:val="0"/>
-        </w:rPr>
-        <w:t xml:space="preserve">AI for Game Programming</w:t>
-      </w:r>
-      <w:r>
-        <w:rPr>
-          <w:rFonts w:ascii="Times New Roman" w:cs="Times New Roman" w:eastAsia="Times New Roman" w:hAnsi="Times New Roman"/>
-          <w:rtl w:val="0"/>
-        </w:rPr>
-        <w:t xml:space="preserve">: Uppsala University, 15 ECTS</w:t>
-      </w:r>
-      <w:r>
-        <w:rPr>
-          <w:rtl w:val="0"/>
-        </w:rPr>
-      </w:r>
-    </w:p>
-    <w:p>
-      <w:pPr>
-        <w:ind w:left="-360" w:firstLine="0"/>
-        <w:rPr>
-          <w:rFonts w:ascii="Times New Roman" w:cs="Times New Roman" w:eastAsia="Times New Roman" w:hAnsi="Times New Roman"/>
-        </w:rPr>
-      </w:pPr>
-      <w:r>
-        <w:rPr>
-          <w:rFonts w:ascii="Times New Roman" w:cs="Times New Roman" w:eastAsia="Times New Roman" w:hAnsi="Times New Roman"/>
-          <w:b w:val="1"/>
-          <w:rtl w:val="0"/>
-        </w:rPr>
-        <w:t xml:space="preserve">Shibuya Gaigo Gakuin</w:t>
-      </w:r>
-      <w:r>
-        <w:rPr>
-          <w:rFonts w:ascii="Times New Roman" w:cs="Times New Roman" w:eastAsia="Times New Roman" w:hAnsi="Times New Roman"/>
-          <w:rtl w:val="0"/>
-        </w:rPr>
-        <w:t xml:space="preserve">: </w:t>
-      </w:r>
-      <w:r>
-        <w:rPr>
-          <w:rFonts w:ascii="Times New Roman" w:cs="Times New Roman" w:eastAsia="Times New Roman" w:hAnsi="Times New Roman"/>
-          <w:rtl w:val="0"/>
-        </w:rPr>
-        <w:t xml:space="preserve">Japanese language courses</w:t>
-      </w:r>
-      <w:r>
-        <w:rPr>
-          <w:rFonts w:ascii="Times New Roman" w:cs="Times New Roman" w:eastAsia="Times New Roman" w:hAnsi="Times New Roman"/>
-          <w:rtl w:val="0"/>
-        </w:rPr>
-        <w:t xml:space="preserve">. Tokyo, Japan.</w:t>
-      </w:r>
-    </w:p>
-    <w:p>
-      <w:pPr>
-        <w:ind w:left="-360" w:firstLine="0"/>
-        <w:rPr>
-          <w:rFonts w:ascii="Times New Roman" w:cs="Times New Roman" w:eastAsia="Times New Roman" w:hAnsi="Times New Roman"/>
-          <w:b w:val="1"/>
-        </w:rPr>
-        <w:sectPr>
-          <w:type w:val="continuous"/>
-          <w:pgSz w:h="15840" w:w="12240" w:orient="portrait"/>
-          <w:pgMar w:bottom="1440" w:top="990" w:left="1440" w:right="1440" w:header="720" w:footer="720"/>
-          <w:cols w:equalWidth="0" w:num="1">
-            <w:col w:space="0" w:w="9360"/>
-          </w:cols>
-        </w:sectPr>
-      </w:pPr>
-      <w:r>
-        <w:rPr>
-          <w:rFonts w:ascii="Times New Roman" w:cs="Times New Roman" w:eastAsia="Times New Roman" w:hAnsi="Times New Roman"/>
-          <w:b w:val="1"/>
-          <w:rtl w:val="0"/>
-        </w:rPr>
-        <w:t xml:space="preserve">Qufu Shaolin Kung Fu School</w:t>
-      </w:r>
-      <w:r>
-        <w:rPr>
-          <w:rFonts w:ascii="Times New Roman" w:cs="Times New Roman" w:eastAsia="Times New Roman" w:hAnsi="Times New Roman"/>
-          <w:rtl w:val="0"/>
-        </w:rPr>
-        <w:t xml:space="preserve">: </w:t>
-      </w:r>
-      <w:r>
-        <w:rPr>
-          <w:rFonts w:ascii="Times New Roman" w:cs="Times New Roman" w:eastAsia="Times New Roman" w:hAnsi="Times New Roman"/>
-          <w:rtl w:val="0"/>
-        </w:rPr>
-        <w:t xml:space="preserve">Martials arts education</w:t>
-      </w:r>
-      <w:r>
-        <w:rPr>
-          <w:rFonts w:ascii="Times New Roman" w:cs="Times New Roman" w:eastAsia="Times New Roman" w:hAnsi="Times New Roman"/>
-          <w:rtl w:val="0"/>
-        </w:rPr>
-        <w:t xml:space="preserve">. Qufu, China.</w:t>
-      </w:r>
-      <w:r>
-        <w:rPr>
-          <w:rtl w:val="0"/>
-        </w:rPr>
-      </w:r>
-    </w:p>
-    <w:p>
-      <w:pPr>
-        <w:ind w:left="-360" w:firstLine="0"/>
-        <w:rPr>
-          <w:rFonts w:ascii="Times New Roman" w:cs="Times New Roman" w:eastAsia="Times New Roman" w:hAnsi="Times New Roman"/>
-        </w:rPr>
-        <w:sectPr>
-          <w:type w:val="continuous"/>
-          <w:pgSz w:h="15840" w:w="12240" w:orient="portrait"/>
-          <w:pgMar w:bottom="1440" w:top="990" w:left="1440" w:right="1440" w:header="720" w:footer="720"/>
-          <w:cols w:equalWidth="0" w:num="1">
-            <w:col w:space="0" w:w="9360"/>
-          </w:cols>
-        </w:sectPr>
-      </w:pPr>
-      <w:r>
-        <w:rPr>
-          <w:rtl w:val="0"/>
-        </w:rPr>
-      </w:r>
-    </w:p>
-    <w:p>
-      <w:pPr>
-        <w:ind w:left="-360" w:firstLine="0"/>
-        <w:rPr>
-          <w:rFonts w:ascii="Times New Roman" w:cs="Times New Roman" w:eastAsia="Times New Roman" w:hAnsi="Times New Roman"/>
-          <w:b w:val="1"/>
-          <w:color w:val="980000"/>
-          <w:sz w:val="26"/>
-          <w:szCs w:val="26"/>
-        </w:rPr>
-        <w:sectPr>
-          <w:type w:val="continuous"/>
-          <w:pgSz w:h="15840" w:w="12240" w:orient="portrait"/>
-          <w:pgMar w:bottom="1440" w:top="990" w:left="1440" w:right="1440" w:header="720" w:footer="720"/>
-          <w:cols w:equalWidth="0" w:num="1">
-            <w:col w:space="0" w:w="9360"/>
-          </w:cols>
-        </w:sectPr>
-      </w:pPr>
-      <w:r>
-        <w:pict>
-          <v:rect style="width:0.0pt;height:1.5pt" o:hr="t" o:hrstd="t" o:hralign="center" fillcolor="#A0A0A0" stroked="f"/>
-        </w:pict>
-      </w:r>
-      <w:r>
-        <w:rPr>
-          <w:rtl w:val="0"/>
-        </w:rPr>
-      </w:r>
-    </w:p>
-    <w:p>
-      <w:pPr>
-        <w:ind w:left="-360" w:firstLine="0"/>
-        <w:rPr>
-          <w:rFonts w:ascii="Times New Roman" w:cs="Times New Roman" w:eastAsia="Times New Roman" w:hAnsi="Times New Roman"/>
-          <w:b w:val="1"/>
           <w:color w:val="202124"/>
           <w:highlight w:val="white"/>
           <w:u w:val="single"/>
@@ -840,7 +287,7 @@
       <w:pPr>
         <w:numPr>
           <w:ilvl w:val="0"/>
-          <w:numId w:val="2"/>
+          <w:numId w:val="6"/>
         </w:numPr>
         <w:ind w:left="-360" w:firstLine="0"/>
         <w:rPr>
@@ -856,12 +303,259 @@
           <w:highlight w:val="white"/>
           <w:rtl w:val="0"/>
         </w:rPr>
-        <w:t xml:space="preserve">C++, C#</w:t>
-      </w:r>
-      <w:r>
-        <w:rPr>
-          <w:rtl w:val="0"/>
-        </w:rPr>
+        <w:t xml:space="preserve">C++</w:t>
+      </w:r>
+    </w:p>
+    <w:p>
+      <w:pPr>
+        <w:numPr>
+          <w:ilvl w:val="0"/>
+          <w:numId w:val="6"/>
+        </w:numPr>
+        <w:ind w:left="-360" w:firstLine="0"/>
+        <w:rPr>
+          <w:rFonts w:ascii="Times New Roman" w:cs="Times New Roman" w:eastAsia="Times New Roman" w:hAnsi="Times New Roman"/>
+          <w:color w:val="202124"/>
+          <w:highlight w:val="white"/>
+        </w:rPr>
+      </w:pPr>
+      <w:r>
+        <w:rPr>
+          <w:rFonts w:ascii="Times New Roman" w:cs="Times New Roman" w:eastAsia="Times New Roman" w:hAnsi="Times New Roman"/>
+          <w:color w:val="202124"/>
+          <w:highlight w:val="white"/>
+          <w:rtl w:val="0"/>
+        </w:rPr>
+        <w:t xml:space="preserve">C#</w:t>
+      </w:r>
+      <w:r>
+        <w:rPr>
+          <w:rtl w:val="0"/>
+        </w:rPr>
+      </w:r>
+    </w:p>
+    <w:p>
+      <w:pPr>
+        <w:numPr>
+          <w:ilvl w:val="0"/>
+          <w:numId w:val="6"/>
+        </w:numPr>
+        <w:ind w:left="-360" w:firstLine="0"/>
+        <w:rPr>
+          <w:rFonts w:ascii="Times New Roman" w:cs="Times New Roman" w:eastAsia="Times New Roman" w:hAnsi="Times New Roman"/>
+          <w:color w:val="202124"/>
+          <w:highlight w:val="white"/>
+        </w:rPr>
+      </w:pPr>
+      <w:r>
+        <w:rPr>
+          <w:rFonts w:ascii="Times New Roman" w:cs="Times New Roman" w:eastAsia="Times New Roman" w:hAnsi="Times New Roman"/>
+          <w:color w:val="202124"/>
+          <w:highlight w:val="white"/>
+          <w:rtl w:val="0"/>
+        </w:rPr>
+        <w:t xml:space="preserve">HTML</w:t>
+      </w:r>
+    </w:p>
+    <w:p>
+      <w:pPr>
+        <w:numPr>
+          <w:ilvl w:val="0"/>
+          <w:numId w:val="6"/>
+        </w:numPr>
+        <w:ind w:left="-360" w:firstLine="0"/>
+        <w:rPr>
+          <w:rFonts w:ascii="Times New Roman" w:cs="Times New Roman" w:eastAsia="Times New Roman" w:hAnsi="Times New Roman"/>
+          <w:color w:val="202124"/>
+          <w:highlight w:val="white"/>
+        </w:rPr>
+      </w:pPr>
+      <w:r>
+        <w:rPr>
+          <w:rFonts w:ascii="Times New Roman" w:cs="Times New Roman" w:eastAsia="Times New Roman" w:hAnsi="Times New Roman"/>
+          <w:color w:val="202124"/>
+          <w:highlight w:val="white"/>
+          <w:rtl w:val="0"/>
+        </w:rPr>
+        <w:t xml:space="preserve">CSS</w:t>
+      </w:r>
+    </w:p>
+    <w:p>
+      <w:pPr>
+        <w:numPr>
+          <w:ilvl w:val="0"/>
+          <w:numId w:val="6"/>
+        </w:numPr>
+        <w:ind w:left="-360" w:firstLine="0"/>
+        <w:rPr>
+          <w:rFonts w:ascii="Times New Roman" w:cs="Times New Roman" w:eastAsia="Times New Roman" w:hAnsi="Times New Roman"/>
+          <w:color w:val="202124"/>
+          <w:highlight w:val="white"/>
+        </w:rPr>
+      </w:pPr>
+      <w:r>
+        <w:rPr>
+          <w:rFonts w:ascii="Times New Roman" w:cs="Times New Roman" w:eastAsia="Times New Roman" w:hAnsi="Times New Roman"/>
+          <w:color w:val="202124"/>
+          <w:highlight w:val="white"/>
+          <w:rtl w:val="0"/>
+        </w:rPr>
+        <w:t xml:space="preserve">JavaScript</w:t>
+      </w:r>
+      <w:r>
+        <w:rPr>
+          <w:rtl w:val="0"/>
+        </w:rPr>
+      </w:r>
+    </w:p>
+    <w:p>
+      <w:pPr>
+        <w:numPr>
+          <w:ilvl w:val="0"/>
+          <w:numId w:val="6"/>
+        </w:numPr>
+        <w:ind w:left="-360" w:firstLine="0"/>
+        <w:rPr>
+          <w:rFonts w:ascii="Times New Roman" w:cs="Times New Roman" w:eastAsia="Times New Roman" w:hAnsi="Times New Roman"/>
+          <w:color w:val="202124"/>
+          <w:highlight w:val="white"/>
+        </w:rPr>
+      </w:pPr>
+      <w:r>
+        <w:rPr>
+          <w:rFonts w:ascii="Times New Roman" w:cs="Times New Roman" w:eastAsia="Times New Roman" w:hAnsi="Times New Roman"/>
+          <w:color w:val="202124"/>
+          <w:highlight w:val="white"/>
+          <w:rtl w:val="0"/>
+        </w:rPr>
+        <w:t xml:space="preserve">Java</w:t>
+      </w:r>
+    </w:p>
+    <w:p>
+      <w:pPr>
+        <w:numPr>
+          <w:ilvl w:val="0"/>
+          <w:numId w:val="6"/>
+        </w:numPr>
+        <w:ind w:left="-360" w:firstLine="0"/>
+        <w:rPr>
+          <w:rFonts w:ascii="Times New Roman" w:cs="Times New Roman" w:eastAsia="Times New Roman" w:hAnsi="Times New Roman"/>
+          <w:color w:val="202124"/>
+          <w:highlight w:val="white"/>
+        </w:rPr>
+      </w:pPr>
+      <w:r>
+        <w:rPr>
+          <w:rFonts w:ascii="Times New Roman" w:cs="Times New Roman" w:eastAsia="Times New Roman" w:hAnsi="Times New Roman"/>
+          <w:color w:val="202124"/>
+          <w:highlight w:val="white"/>
+          <w:rtl w:val="0"/>
+        </w:rPr>
+        <w:t xml:space="preserve">Python</w:t>
+      </w:r>
+    </w:p>
+    <w:p>
+      <w:pPr>
+        <w:ind w:left="-360" w:firstLine="0"/>
+        <w:rPr>
+          <w:rFonts w:ascii="Times New Roman" w:cs="Times New Roman" w:eastAsia="Times New Roman" w:hAnsi="Times New Roman"/>
+          <w:b w:val="1"/>
+          <w:color w:val="202124"/>
+          <w:highlight w:val="white"/>
+        </w:rPr>
+      </w:pPr>
+      <w:r>
+        <w:rPr>
+          <w:rtl w:val="0"/>
+        </w:rPr>
+      </w:r>
+    </w:p>
+    <w:p>
+      <w:pPr>
+        <w:ind w:left="-360" w:firstLine="0"/>
+        <w:rPr>
+          <w:rFonts w:ascii="Times New Roman" w:cs="Times New Roman" w:eastAsia="Times New Roman" w:hAnsi="Times New Roman"/>
+          <w:b w:val="1"/>
+          <w:color w:val="202124"/>
+          <w:highlight w:val="white"/>
+        </w:rPr>
+      </w:pPr>
+      <w:r>
+        <w:rPr>
+          <w:rFonts w:ascii="Times New Roman" w:cs="Times New Roman" w:eastAsia="Times New Roman" w:hAnsi="Times New Roman"/>
+          <w:b w:val="1"/>
+          <w:color w:val="202124"/>
+          <w:highlight w:val="white"/>
+          <w:rtl w:val="0"/>
+        </w:rPr>
+        <w:t xml:space="preserve">Game Engines:</w:t>
+      </w:r>
+    </w:p>
+    <w:p>
+      <w:pPr>
+        <w:numPr>
+          <w:ilvl w:val="0"/>
+          <w:numId w:val="8"/>
+        </w:numPr>
+        <w:ind w:left="-360" w:firstLine="0"/>
+        <w:rPr>
+          <w:rFonts w:ascii="Times New Roman" w:cs="Times New Roman" w:eastAsia="Times New Roman" w:hAnsi="Times New Roman"/>
+          <w:color w:val="202124"/>
+          <w:highlight w:val="white"/>
+        </w:rPr>
+      </w:pPr>
+      <w:r>
+        <w:rPr>
+          <w:rFonts w:ascii="Times New Roman" w:cs="Times New Roman" w:eastAsia="Times New Roman" w:hAnsi="Times New Roman"/>
+          <w:color w:val="202124"/>
+          <w:highlight w:val="white"/>
+          <w:rtl w:val="0"/>
+        </w:rPr>
+        <w:t xml:space="preserve">Unreal Engine</w:t>
+      </w:r>
+    </w:p>
+    <w:p>
+      <w:pPr>
+        <w:numPr>
+          <w:ilvl w:val="0"/>
+          <w:numId w:val="8"/>
+        </w:numPr>
+        <w:ind w:left="-360" w:firstLine="0"/>
+        <w:rPr>
+          <w:rFonts w:ascii="Times New Roman" w:cs="Times New Roman" w:eastAsia="Times New Roman" w:hAnsi="Times New Roman"/>
+          <w:color w:val="202124"/>
+          <w:highlight w:val="white"/>
+        </w:rPr>
+      </w:pPr>
+      <w:r>
+        <w:rPr>
+          <w:rFonts w:ascii="Times New Roman" w:cs="Times New Roman" w:eastAsia="Times New Roman" w:hAnsi="Times New Roman"/>
+          <w:color w:val="202124"/>
+          <w:highlight w:val="white"/>
+          <w:rtl w:val="0"/>
+        </w:rPr>
+        <w:t xml:space="preserve">Unity</w:t>
+      </w:r>
+    </w:p>
+    <w:p>
+      <w:pPr>
+        <w:ind w:left="-360" w:firstLine="0"/>
+        <w:rPr>
+          <w:rFonts w:ascii="Times New Roman" w:cs="Times New Roman" w:eastAsia="Times New Roman" w:hAnsi="Times New Roman"/>
+          <w:b w:val="1"/>
+          <w:color w:val="202124"/>
+          <w:highlight w:val="white"/>
+        </w:rPr>
+      </w:pPr>
+      <w:r>
+        <w:rPr>
+          <w:rFonts w:ascii="Times New Roman" w:cs="Times New Roman" w:eastAsia="Times New Roman" w:hAnsi="Times New Roman"/>
+          <w:b w:val="1"/>
+          <w:color w:val="202124"/>
+          <w:highlight w:val="white"/>
+          <w:rtl w:val="0"/>
+        </w:rPr>
+        <w:t xml:space="preserve">Frameworks/Plugins:</w:t>
       </w:r>
     </w:p>
     <w:p>
@@ -884,7 +578,7 @@
           <w:highlight w:val="white"/>
           <w:rtl w:val="0"/>
         </w:rPr>
-        <w:t xml:space="preserve">HTML, CSS</w:t>
+        <w:t xml:space="preserve">Common UI (UE)</w:t>
       </w:r>
     </w:p>
     <w:p>
@@ -907,17 +601,7 @@
           <w:highlight w:val="white"/>
           <w:rtl w:val="0"/>
         </w:rPr>
-        <w:t xml:space="preserve">JavaScript </w:t>
-      </w:r>
-      <w:r>
-        <w:rPr>
-          <w:rFonts w:ascii="Times New Roman" w:cs="Times New Roman" w:eastAsia="Times New Roman" w:hAnsi="Times New Roman"/>
-          <w:i w:val="1"/>
-          <w:color w:val="202124"/>
-          <w:highlight w:val="white"/>
-          <w:rtl w:val="0"/>
-        </w:rPr>
-        <w:t xml:space="preserve">(Vue, Plotly)</w:t>
+        <w:t xml:space="preserve">Gameplay Ability System (UE)</w:t>
       </w:r>
     </w:p>
     <w:p>
@@ -931,169 +615,166 @@
           <w:rFonts w:ascii="Times New Roman" w:cs="Times New Roman" w:eastAsia="Times New Roman" w:hAnsi="Times New Roman"/>
           <w:color w:val="202124"/>
           <w:highlight w:val="white"/>
-        </w:rPr>
-      </w:pPr>
-      <w:r>
-        <w:rPr>
-          <w:rFonts w:ascii="Times New Roman" w:cs="Times New Roman" w:eastAsia="Times New Roman" w:hAnsi="Times New Roman"/>
-          <w:color w:val="202124"/>
-          <w:highlight w:val="white"/>
-          <w:rtl w:val="0"/>
-        </w:rPr>
-        <w:t xml:space="preserve">Java, Python</w:t>
-      </w:r>
-    </w:p>
-    <w:p>
-      <w:pPr>
-        <w:ind w:left="-360" w:firstLine="0"/>
-        <w:rPr>
-          <w:rFonts w:ascii="Times New Roman" w:cs="Times New Roman" w:eastAsia="Times New Roman" w:hAnsi="Times New Roman"/>
-          <w:b w:val="1"/>
-          <w:color w:val="202124"/>
-          <w:highlight w:val="white"/>
-        </w:rPr>
-      </w:pPr>
-      <w:r>
-        <w:rPr>
-          <w:rFonts w:ascii="Times New Roman" w:cs="Times New Roman" w:eastAsia="Times New Roman" w:hAnsi="Times New Roman"/>
-          <w:b w:val="1"/>
-          <w:color w:val="202124"/>
-          <w:highlight w:val="white"/>
-          <w:rtl w:val="0"/>
-        </w:rPr>
-        <w:t xml:space="preserve">Game Engines:</w:t>
+          <w:u w:val="none"/>
+        </w:rPr>
+      </w:pPr>
+      <w:r>
+        <w:rPr>
+          <w:rFonts w:ascii="Times New Roman" w:cs="Times New Roman" w:eastAsia="Times New Roman" w:hAnsi="Times New Roman"/>
+          <w:color w:val="202124"/>
+          <w:highlight w:val="white"/>
+          <w:rtl w:val="0"/>
+        </w:rPr>
+        <w:t xml:space="preserve">Paper2D (UE)</w:t>
       </w:r>
     </w:p>
     <w:p>
       <w:pPr>
         <w:numPr>
           <w:ilvl w:val="0"/>
-          <w:numId w:val="1"/>
+          <w:numId w:val="2"/>
         </w:numPr>
         <w:ind w:left="-360" w:firstLine="0"/>
         <w:rPr>
           <w:rFonts w:ascii="Times New Roman" w:cs="Times New Roman" w:eastAsia="Times New Roman" w:hAnsi="Times New Roman"/>
           <w:color w:val="202124"/>
           <w:highlight w:val="white"/>
-        </w:rPr>
-      </w:pPr>
-      <w:r>
-        <w:rPr>
-          <w:rFonts w:ascii="Times New Roman" w:cs="Times New Roman" w:eastAsia="Times New Roman" w:hAnsi="Times New Roman"/>
-          <w:color w:val="202124"/>
-          <w:highlight w:val="white"/>
-          <w:rtl w:val="0"/>
-        </w:rPr>
-        <w:t xml:space="preserve">Unreal Engine, Unity</w:t>
-      </w:r>
-    </w:p>
-    <w:p>
-      <w:pPr>
-        <w:ind w:left="-360" w:firstLine="0"/>
-        <w:rPr>
-          <w:rFonts w:ascii="Times New Roman" w:cs="Times New Roman" w:eastAsia="Times New Roman" w:hAnsi="Times New Roman"/>
-          <w:color w:val="202124"/>
-          <w:highlight w:val="white"/>
-        </w:rPr>
-      </w:pPr>
-      <w:r>
-        <w:rPr>
-          <w:rFonts w:ascii="Times New Roman" w:cs="Times New Roman" w:eastAsia="Times New Roman" w:hAnsi="Times New Roman"/>
-          <w:b w:val="1"/>
-          <w:color w:val="202124"/>
-          <w:highlight w:val="white"/>
-          <w:rtl w:val="0"/>
-        </w:rPr>
-        <w:t xml:space="preserve">Tools:</w:t>
-      </w:r>
-      <w:r>
-        <w:rPr>
-          <w:rtl w:val="0"/>
-        </w:rPr>
+          <w:u w:val="none"/>
+        </w:rPr>
+      </w:pPr>
+      <w:r>
+        <w:rPr>
+          <w:rFonts w:ascii="Times New Roman" w:cs="Times New Roman" w:eastAsia="Times New Roman" w:hAnsi="Times New Roman"/>
+          <w:color w:val="202124"/>
+          <w:highlight w:val="white"/>
+          <w:rtl w:val="0"/>
+        </w:rPr>
+        <w:t xml:space="preserve">PaperZD (UE)</w:t>
       </w:r>
     </w:p>
     <w:p>
       <w:pPr>
         <w:numPr>
           <w:ilvl w:val="0"/>
-          <w:numId w:val="3"/>
+          <w:numId w:val="2"/>
         </w:numPr>
         <w:ind w:left="-360" w:firstLine="0"/>
         <w:rPr>
           <w:rFonts w:ascii="Times New Roman" w:cs="Times New Roman" w:eastAsia="Times New Roman" w:hAnsi="Times New Roman"/>
           <w:color w:val="202124"/>
           <w:highlight w:val="white"/>
-        </w:rPr>
-      </w:pPr>
-      <w:r>
-        <w:rPr>
-          <w:rFonts w:ascii="Times New Roman" w:cs="Times New Roman" w:eastAsia="Times New Roman" w:hAnsi="Times New Roman"/>
-          <w:color w:val="202124"/>
-          <w:highlight w:val="white"/>
-          <w:rtl w:val="0"/>
-        </w:rPr>
-        <w:t xml:space="preserve">Perforce, Plastic SCM</w:t>
+          <w:u w:val="none"/>
+        </w:rPr>
+      </w:pPr>
+      <w:r>
+        <w:rPr>
+          <w:rFonts w:ascii="Times New Roman" w:cs="Times New Roman" w:eastAsia="Times New Roman" w:hAnsi="Times New Roman"/>
+          <w:color w:val="202124"/>
+          <w:highlight w:val="white"/>
+          <w:rtl w:val="0"/>
+        </w:rPr>
+        <w:t xml:space="preserve">Plotly (JS)</w:t>
       </w:r>
     </w:p>
     <w:p>
       <w:pPr>
         <w:numPr>
           <w:ilvl w:val="0"/>
-          <w:numId w:val="3"/>
+          <w:numId w:val="2"/>
         </w:numPr>
         <w:ind w:left="-360" w:firstLine="0"/>
         <w:rPr>
           <w:rFonts w:ascii="Times New Roman" w:cs="Times New Roman" w:eastAsia="Times New Roman" w:hAnsi="Times New Roman"/>
           <w:color w:val="202124"/>
           <w:highlight w:val="white"/>
-        </w:rPr>
-      </w:pPr>
-      <w:r>
-        <w:rPr>
-          <w:rFonts w:ascii="Times New Roman" w:cs="Times New Roman" w:eastAsia="Times New Roman" w:hAnsi="Times New Roman"/>
-          <w:color w:val="202124"/>
-          <w:highlight w:val="white"/>
-          <w:rtl w:val="0"/>
-        </w:rPr>
-        <w:t xml:space="preserve">Github, Gitlab &amp; Git Bash</w:t>
+          <w:u w:val="none"/>
+        </w:rPr>
+      </w:pPr>
+      <w:r>
+        <w:rPr>
+          <w:rFonts w:ascii="Times New Roman" w:cs="Times New Roman" w:eastAsia="Times New Roman" w:hAnsi="Times New Roman"/>
+          <w:color w:val="202124"/>
+          <w:highlight w:val="white"/>
+          <w:rtl w:val="0"/>
+        </w:rPr>
+        <w:t xml:space="preserve">Vue (JS)</w:t>
+      </w:r>
+    </w:p>
+    <w:p>
+      <w:pPr>
+        <w:ind w:left="-360" w:firstLine="0"/>
+        <w:rPr>
+          <w:rFonts w:ascii="Times New Roman" w:cs="Times New Roman" w:eastAsia="Times New Roman" w:hAnsi="Times New Roman"/>
+          <w:b w:val="1"/>
+          <w:color w:val="202124"/>
+          <w:highlight w:val="white"/>
+        </w:rPr>
+      </w:pPr>
+      <w:r>
+        <w:rPr>
+          <w:rtl w:val="0"/>
+        </w:rPr>
+      </w:r>
+    </w:p>
+    <w:p>
+      <w:pPr>
+        <w:ind w:left="-360" w:firstLine="0"/>
+        <w:rPr>
+          <w:rFonts w:ascii="Times New Roman" w:cs="Times New Roman" w:eastAsia="Times New Roman" w:hAnsi="Times New Roman"/>
+          <w:color w:val="202124"/>
+          <w:highlight w:val="white"/>
+        </w:rPr>
+      </w:pPr>
+      <w:r>
+        <w:rPr>
+          <w:rFonts w:ascii="Times New Roman" w:cs="Times New Roman" w:eastAsia="Times New Roman" w:hAnsi="Times New Roman"/>
+          <w:b w:val="1"/>
+          <w:color w:val="202124"/>
+          <w:highlight w:val="white"/>
+          <w:rtl w:val="0"/>
+        </w:rPr>
+        <w:t xml:space="preserve">Tools:</w:t>
+      </w:r>
+      <w:r>
+        <w:rPr>
+          <w:rtl w:val="0"/>
+        </w:rPr>
       </w:r>
     </w:p>
     <w:p>
       <w:pPr>
         <w:numPr>
           <w:ilvl w:val="0"/>
-          <w:numId w:val="3"/>
+          <w:numId w:val="2"/>
         </w:numPr>
         <w:ind w:left="-360" w:firstLine="0"/>
         <w:rPr>
           <w:rFonts w:ascii="Times New Roman" w:cs="Times New Roman" w:eastAsia="Times New Roman" w:hAnsi="Times New Roman"/>
           <w:color w:val="202124"/>
           <w:highlight w:val="white"/>
-          <w:u w:val="none"/>
-        </w:rPr>
-      </w:pPr>
-      <w:r>
-        <w:rPr>
-          <w:rFonts w:ascii="Times New Roman" w:cs="Times New Roman" w:eastAsia="Times New Roman" w:hAnsi="Times New Roman"/>
-          <w:color w:val="202124"/>
-          <w:highlight w:val="white"/>
-          <w:rtl w:val="0"/>
-        </w:rPr>
-        <w:t xml:space="preserve">AWS (Amazon Web Services)</w:t>
+        </w:rPr>
+      </w:pPr>
+      <w:r>
+        <w:rPr>
+          <w:rFonts w:ascii="Times New Roman" w:cs="Times New Roman" w:eastAsia="Times New Roman" w:hAnsi="Times New Roman"/>
+          <w:color w:val="202124"/>
+          <w:highlight w:val="white"/>
+          <w:rtl w:val="0"/>
+        </w:rPr>
+        <w:t xml:space="preserve">Git / Perforce / Plastic SCM</w:t>
       </w:r>
     </w:p>
     <w:p>
       <w:pPr>
         <w:numPr>
           <w:ilvl w:val="0"/>
-          <w:numId w:val="3"/>
+          <w:numId w:val="2"/>
         </w:numPr>
         <w:ind w:left="-360" w:firstLine="0"/>
         <w:rPr>
           <w:rFonts w:ascii="Times New Roman" w:cs="Times New Roman" w:eastAsia="Times New Roman" w:hAnsi="Times New Roman"/>
           <w:color w:val="202124"/>
           <w:highlight w:val="white"/>
-          <w:u w:val="none"/>
         </w:rPr>
       </w:pPr>
       <w:r>
@@ -1110,7 +791,7 @@
       <w:pPr>
         <w:numPr>
           <w:ilvl w:val="0"/>
-          <w:numId w:val="3"/>
+          <w:numId w:val="2"/>
         </w:numPr>
         <w:ind w:left="-360" w:firstLine="0"/>
         <w:rPr>
@@ -1126,11 +807,15 @@
           <w:highlight w:val="white"/>
           <w:rtl w:val="0"/>
         </w:rPr>
-        <w:t xml:space="preserve">Jira, Trello</w:t>
-      </w:r>
-    </w:p>
-    <w:p>
-      <w:pPr>
+        <w:t xml:space="preserve">AWS</w:t>
+      </w:r>
+    </w:p>
+    <w:p>
+      <w:pPr>
+        <w:numPr>
+          <w:ilvl w:val="0"/>
+          <w:numId w:val="2"/>
+        </w:numPr>
         <w:ind w:left="-360" w:firstLine="0"/>
         <w:rPr>
           <w:rFonts w:ascii="Times New Roman" w:cs="Times New Roman" w:eastAsia="Times New Roman" w:hAnsi="Times New Roman"/>
@@ -1149,34 +834,95 @@
       </w:pPr>
       <w:r>
         <w:rPr>
-          <w:rtl w:val="0"/>
-        </w:rPr>
-      </w:r>
-    </w:p>
-    <w:p>
-      <w:pPr>
-        <w:ind w:left="-360" w:firstLine="0"/>
-        <w:rPr>
-          <w:rFonts w:ascii="Times New Roman" w:cs="Times New Roman" w:eastAsia="Times New Roman" w:hAnsi="Times New Roman"/>
-          <w:b w:val="1"/>
-          <w:color w:val="980000"/>
-          <w:highlight w:val="white"/>
-        </w:rPr>
-      </w:pPr>
-      <w:r>
-        <w:pict>
-          <v:rect style="width:0.0pt;height:1.5pt" o:hr="t" o:hrstd="t" o:hralign="center" fillcolor="#A0A0A0" stroked="f"/>
-        </w:pict>
-      </w:r>
-      <w:r>
-        <w:rPr>
-          <w:rtl w:val="0"/>
-        </w:rPr>
-      </w:r>
-    </w:p>
-    <w:p>
-      <w:pPr>
-        <w:ind w:left="-360" w:firstLine="0"/>
+          <w:rFonts w:ascii="Times New Roman" w:cs="Times New Roman" w:eastAsia="Times New Roman" w:hAnsi="Times New Roman"/>
+          <w:color w:val="202124"/>
+          <w:highlight w:val="white"/>
+          <w:rtl w:val="0"/>
+        </w:rPr>
+        <w:t xml:space="preserve">Jira / MantisDB / Trello</w:t>
+      </w:r>
+    </w:p>
+    <w:p>
+      <w:pPr>
+        <w:ind w:left="-360" w:firstLine="0"/>
+        <w:rPr>
+          <w:rFonts w:ascii="Times New Roman" w:cs="Times New Roman" w:eastAsia="Times New Roman" w:hAnsi="Times New Roman"/>
+          <w:color w:val="202124"/>
+          <w:sz w:val="21"/>
+          <w:szCs w:val="21"/>
+          <w:highlight w:val="white"/>
+        </w:rPr>
+      </w:pPr>
+      <w:r>
+        <w:rPr>
+          <w:rtl w:val="0"/>
+        </w:rPr>
+      </w:r>
+    </w:p>
+    <w:p>
+      <w:pPr>
+        <w:ind w:left="-360" w:firstLine="0"/>
+        <w:rPr>
+          <w:rFonts w:ascii="Times New Roman" w:cs="Times New Roman" w:eastAsia="Times New Roman" w:hAnsi="Times New Roman"/>
+          <w:b w:val="1"/>
+          <w:color w:val="202124"/>
+          <w:highlight w:val="white"/>
+        </w:rPr>
+      </w:pPr>
+      <w:r>
+        <w:rPr>
+          <w:rFonts w:ascii="Times New Roman" w:cs="Times New Roman" w:eastAsia="Times New Roman" w:hAnsi="Times New Roman"/>
+          <w:b w:val="1"/>
+          <w:color w:val="202124"/>
+          <w:highlight w:val="white"/>
+          <w:rtl w:val="0"/>
+        </w:rPr>
+        <w:t xml:space="preserve">Certifications:</w:t>
+      </w:r>
+    </w:p>
+    <w:p>
+      <w:pPr>
+        <w:numPr>
+          <w:ilvl w:val="0"/>
+          <w:numId w:val="10"/>
+        </w:numPr>
+        <w:ind w:left="-360" w:firstLine="0"/>
+        <w:rPr>
+          <w:rFonts w:ascii="Times New Roman" w:cs="Times New Roman" w:eastAsia="Times New Roman" w:hAnsi="Times New Roman"/>
+          <w:color w:val="202124"/>
+          <w:highlight w:val="white"/>
+        </w:rPr>
+      </w:pPr>
+      <w:r>
+        <w:rPr>
+          <w:rFonts w:ascii="Times New Roman" w:cs="Times New Roman" w:eastAsia="Times New Roman" w:hAnsi="Times New Roman"/>
+          <w:color w:val="202124"/>
+          <w:highlight w:val="white"/>
+          <w:rtl w:val="0"/>
+        </w:rPr>
+        <w:t xml:space="preserve">Unreal Engine Gameplay Ability System: </w:t>
+      </w:r>
+      <w:hyperlink r:id="rId8">
+        <w:r>
+          <w:rPr>
+            <w:rFonts w:ascii="Times New Roman" w:cs="Times New Roman" w:eastAsia="Times New Roman" w:hAnsi="Times New Roman"/>
+            <w:color w:val="1155cc"/>
+            <w:highlight w:val="white"/>
+            <w:u w:val="single"/>
+            <w:rtl w:val="0"/>
+          </w:rPr>
+          <w:t xml:space="preserve">Udemy Link</w:t>
+        </w:r>
+      </w:hyperlink>
+      <w:r>
+        <w:rPr>
+          <w:rtl w:val="0"/>
+        </w:rPr>
+      </w:r>
+    </w:p>
+    <w:p>
+      <w:pPr>
+        <w:ind w:left="720" w:firstLine="0"/>
         <w:rPr>
           <w:rFonts w:ascii="Times New Roman" w:cs="Times New Roman" w:eastAsia="Times New Roman" w:hAnsi="Times New Roman"/>
           <w:color w:val="202124"/>
@@ -1190,16 +936,484 @@
       </w:pPr>
       <w:r>
         <w:rPr>
+          <w:rtl w:val="0"/>
+        </w:rPr>
+      </w:r>
+    </w:p>
+    <w:p>
+      <w:pPr>
+        <w:ind w:left="-360" w:firstLine="0"/>
+        <w:rPr>
           <w:rFonts w:ascii="Times New Roman" w:cs="Times New Roman" w:eastAsia="Times New Roman" w:hAnsi="Times New Roman"/>
           <w:b w:val="1"/>
           <w:color w:val="980000"/>
-          <w:sz w:val="24"/>
-          <w:szCs w:val="24"/>
-          <w:highlight w:val="white"/>
-          <w:rtl w:val="0"/>
-        </w:rPr>
-        <w:t xml:space="preserve">Spoken Languages</w:t>
-      </w:r>
+          <w:sz w:val="26"/>
+          <w:szCs w:val="26"/>
+          <w:u w:val="single"/>
+        </w:rPr>
+      </w:pPr>
+      <w:r>
+        <w:pict>
+          <v:rect style="width:0.0pt;height:1.5pt" o:hr="t" o:hrstd="t" o:hralign="center" fillcolor="#A0A0A0" stroked="f"/>
+        </w:pict>
+      </w:r>
+      <w:r>
+        <w:rPr>
+          <w:rtl w:val="0"/>
+        </w:rPr>
+      </w:r>
+    </w:p>
+    <w:p>
+      <w:pPr>
+        <w:ind w:left="-360" w:firstLine="0"/>
+        <w:rPr>
+          <w:rFonts w:ascii="Times New Roman" w:cs="Times New Roman" w:eastAsia="Times New Roman" w:hAnsi="Times New Roman"/>
+          <w:u w:val="single"/>
+        </w:rPr>
+      </w:pPr>
+      <w:r>
+        <w:rPr>
+          <w:rFonts w:ascii="Times New Roman" w:cs="Times New Roman" w:eastAsia="Times New Roman" w:hAnsi="Times New Roman"/>
+          <w:b w:val="1"/>
+          <w:color w:val="980000"/>
+          <w:sz w:val="26"/>
+          <w:szCs w:val="26"/>
+          <w:u w:val="single"/>
+          <w:rtl w:val="0"/>
+        </w:rPr>
+        <w:t xml:space="preserve">Work Experience</w:t>
+      </w:r>
+      <w:r>
+        <w:rPr>
+          <w:rtl w:val="0"/>
+        </w:rPr>
+      </w:r>
+    </w:p>
+    <w:p>
+      <w:pPr>
+        <w:ind w:left="-360" w:firstLine="0"/>
+        <w:rPr>
+          <w:rFonts w:ascii="Times New Roman" w:cs="Times New Roman" w:eastAsia="Times New Roman" w:hAnsi="Times New Roman"/>
+          <w:b w:val="1"/>
+        </w:rPr>
+      </w:pPr>
+      <w:r>
+        <w:rPr>
+          <w:rFonts w:ascii="Times New Roman" w:cs="Times New Roman" w:eastAsia="Times New Roman" w:hAnsi="Times New Roman"/>
+          <w:b w:val="1"/>
+          <w:rtl w:val="0"/>
+        </w:rPr>
+        <w:t xml:space="preserve">DoubleMoose Games: Game Programmer/Software Engineer</w:t>
+        <w:tab/>
+        <w:tab/>
+        <w:tab/>
+        <w:tab/>
+        <w:t xml:space="preserve">3 Years</w:t>
+      </w:r>
+    </w:p>
+    <w:p>
+      <w:pPr>
+        <w:numPr>
+          <w:ilvl w:val="0"/>
+          <w:numId w:val="7"/>
+        </w:numPr>
+        <w:ind w:left="-360" w:firstLine="0"/>
+        <w:rPr>
+          <w:rFonts w:ascii="Times New Roman" w:cs="Times New Roman" w:eastAsia="Times New Roman" w:hAnsi="Times New Roman"/>
+          <w:u w:val="none"/>
+        </w:rPr>
+      </w:pPr>
+      <w:r>
+        <w:rPr>
+          <w:rFonts w:ascii="Times New Roman" w:cs="Times New Roman" w:eastAsia="Times New Roman" w:hAnsi="Times New Roman"/>
+          <w:rtl w:val="0"/>
+        </w:rPr>
+        <w:t xml:space="preserve">Lead UI programmer: created all UI systems and contributed to UI/UX design.</w:t>
+      </w:r>
+    </w:p>
+    <w:p>
+      <w:pPr>
+        <w:numPr>
+          <w:ilvl w:val="0"/>
+          <w:numId w:val="7"/>
+        </w:numPr>
+        <w:ind w:left="-360" w:firstLine="0"/>
+        <w:rPr>
+          <w:rFonts w:ascii="Times New Roman" w:cs="Times New Roman" w:eastAsia="Times New Roman" w:hAnsi="Times New Roman"/>
+          <w:u w:val="none"/>
+        </w:rPr>
+      </w:pPr>
+      <w:r>
+        <w:rPr>
+          <w:rFonts w:ascii="Times New Roman" w:cs="Times New Roman" w:eastAsia="Times New Roman" w:hAnsi="Times New Roman"/>
+          <w:rtl w:val="0"/>
+        </w:rPr>
+        <w:t xml:space="preserve">Developed gameplay systems and networked features in C++ using Unreal Engine.</w:t>
+      </w:r>
+    </w:p>
+    <w:p>
+      <w:pPr>
+        <w:numPr>
+          <w:ilvl w:val="0"/>
+          <w:numId w:val="7"/>
+        </w:numPr>
+        <w:ind w:left="-360" w:firstLine="0"/>
+        <w:rPr>
+          <w:rFonts w:ascii="Times New Roman" w:cs="Times New Roman" w:eastAsia="Times New Roman" w:hAnsi="Times New Roman"/>
+          <w:u w:val="none"/>
+        </w:rPr>
+      </w:pPr>
+      <w:r>
+        <w:rPr>
+          <w:rFonts w:ascii="Times New Roman" w:cs="Times New Roman" w:eastAsia="Times New Roman" w:hAnsi="Times New Roman"/>
+          <w:rtl w:val="0"/>
+        </w:rPr>
+        <w:t xml:space="preserve">Integrated third-party services including Azure Playfab and Amazon Web Services.</w:t>
+      </w:r>
+    </w:p>
+    <w:p>
+      <w:pPr>
+        <w:numPr>
+          <w:ilvl w:val="0"/>
+          <w:numId w:val="7"/>
+        </w:numPr>
+        <w:ind w:left="-360" w:firstLine="0"/>
+        <w:rPr>
+          <w:rFonts w:ascii="Times New Roman" w:cs="Times New Roman" w:eastAsia="Times New Roman" w:hAnsi="Times New Roman"/>
+          <w:u w:val="none"/>
+        </w:rPr>
+      </w:pPr>
+      <w:r>
+        <w:rPr>
+          <w:rFonts w:ascii="Times New Roman" w:cs="Times New Roman" w:eastAsia="Times New Roman" w:hAnsi="Times New Roman"/>
+          <w:rtl w:val="0"/>
+        </w:rPr>
+        <w:t xml:space="preserve">Collaborated with design and art teams to prototype and polish game features.</w:t>
+      </w:r>
+    </w:p>
+    <w:p>
+      <w:pPr>
+        <w:ind w:left="-360" w:firstLine="0"/>
+        <w:rPr>
+          <w:rFonts w:ascii="Times New Roman" w:cs="Times New Roman" w:eastAsia="Times New Roman" w:hAnsi="Times New Roman"/>
+          <w:b w:val="1"/>
+        </w:rPr>
+      </w:pPr>
+      <w:r>
+        <w:rPr>
+          <w:rFonts w:ascii="Times New Roman" w:cs="Times New Roman" w:eastAsia="Times New Roman" w:hAnsi="Times New Roman"/>
+          <w:b w:val="1"/>
+          <w:rtl w:val="0"/>
+        </w:rPr>
+        <w:br w:type="textWrapping"/>
+        <w:t xml:space="preserve">Warcry Interactive: QA Consultant</w:t>
+        <w:tab/>
+        <w:tab/>
+        <w:tab/>
+        <w:tab/>
+        <w:tab/>
+        <w:tab/>
+        <w:tab/>
+        <w:t xml:space="preserve">4 Months</w:t>
+      </w:r>
+    </w:p>
+    <w:p>
+      <w:pPr>
+        <w:numPr>
+          <w:ilvl w:val="0"/>
+          <w:numId w:val="1"/>
+        </w:numPr>
+        <w:ind w:left="-360" w:firstLine="0"/>
+        <w:rPr>
+          <w:rFonts w:ascii="Times New Roman" w:cs="Times New Roman" w:eastAsia="Times New Roman" w:hAnsi="Times New Roman"/>
+          <w:u w:val="none"/>
+        </w:rPr>
+      </w:pPr>
+      <w:r>
+        <w:rPr>
+          <w:rFonts w:ascii="Times New Roman" w:cs="Times New Roman" w:eastAsia="Times New Roman" w:hAnsi="Times New Roman"/>
+          <w:rtl w:val="0"/>
+        </w:rPr>
+        <w:t xml:space="preserve">Conducted playtesting and game balancing.</w:t>
+      </w:r>
+    </w:p>
+    <w:p>
+      <w:pPr>
+        <w:numPr>
+          <w:ilvl w:val="0"/>
+          <w:numId w:val="1"/>
+        </w:numPr>
+        <w:ind w:left="-360" w:firstLine="0"/>
+        <w:rPr>
+          <w:rFonts w:ascii="Times New Roman" w:cs="Times New Roman" w:eastAsia="Times New Roman" w:hAnsi="Times New Roman"/>
+          <w:u w:val="none"/>
+        </w:rPr>
+      </w:pPr>
+      <w:r>
+        <w:rPr>
+          <w:rFonts w:ascii="Times New Roman" w:cs="Times New Roman" w:eastAsia="Times New Roman" w:hAnsi="Times New Roman"/>
+          <w:rtl w:val="0"/>
+        </w:rPr>
+        <w:t xml:space="preserve">Performed data analysis and built visualizations to inform design decisions.</w:t>
+      </w:r>
+    </w:p>
+    <w:p>
+      <w:pPr>
+        <w:ind w:left="-360" w:firstLine="0"/>
+        <w:rPr>
+          <w:rFonts w:ascii="Times New Roman" w:cs="Times New Roman" w:eastAsia="Times New Roman" w:hAnsi="Times New Roman"/>
+        </w:rPr>
+      </w:pPr>
+      <w:r>
+        <w:rPr>
+          <w:rFonts w:ascii="Times New Roman" w:cs="Times New Roman" w:eastAsia="Times New Roman" w:hAnsi="Times New Roman"/>
+          <w:b w:val="1"/>
+          <w:rtl w:val="0"/>
+        </w:rPr>
+        <w:br w:type="textWrapping"/>
+        <w:t xml:space="preserve">Evoma: Software Engineer</w:t>
+        <w:tab/>
+        <w:tab/>
+        <w:tab/>
+        <w:tab/>
+        <w:tab/>
+        <w:tab/>
+        <w:tab/>
+        <w:tab/>
+        <w:t xml:space="preserve">10 Months</w:t>
+      </w:r>
+      <w:r>
+        <w:rPr>
+          <w:rtl w:val="0"/>
+        </w:rPr>
+      </w:r>
+    </w:p>
+    <w:p>
+      <w:pPr>
+        <w:numPr>
+          <w:ilvl w:val="0"/>
+          <w:numId w:val="4"/>
+        </w:numPr>
+        <w:ind w:left="-360" w:firstLine="0"/>
+        <w:rPr>
+          <w:rFonts w:ascii="Times New Roman" w:cs="Times New Roman" w:eastAsia="Times New Roman" w:hAnsi="Times New Roman"/>
+          <w:u w:val="none"/>
+        </w:rPr>
+      </w:pPr>
+      <w:r>
+        <w:rPr>
+          <w:rFonts w:ascii="Times New Roman" w:cs="Times New Roman" w:eastAsia="Times New Roman" w:hAnsi="Times New Roman"/>
+          <w:rtl w:val="0"/>
+        </w:rPr>
+        <w:t xml:space="preserve">Developed interactive data visualization tools using JavaScript, Vue, and Plotly.</w:t>
+      </w:r>
+    </w:p>
+    <w:p>
+      <w:pPr>
+        <w:numPr>
+          <w:ilvl w:val="0"/>
+          <w:numId w:val="4"/>
+        </w:numPr>
+        <w:ind w:left="-360" w:firstLine="0"/>
+        <w:rPr>
+          <w:rFonts w:ascii="Times New Roman" w:cs="Times New Roman" w:eastAsia="Times New Roman" w:hAnsi="Times New Roman"/>
+          <w:u w:val="none"/>
+        </w:rPr>
+      </w:pPr>
+      <w:r>
+        <w:rPr>
+          <w:rFonts w:ascii="Times New Roman" w:cs="Times New Roman" w:eastAsia="Times New Roman" w:hAnsi="Times New Roman"/>
+          <w:rtl w:val="0"/>
+        </w:rPr>
+        <w:t xml:space="preserve">Built UI features and dashboards for a European aerospace client.</w:t>
+      </w:r>
+    </w:p>
+    <w:p>
+      <w:pPr>
+        <w:ind w:left="-360" w:firstLine="0"/>
+        <w:rPr>
+          <w:rFonts w:ascii="Times New Roman" w:cs="Times New Roman" w:eastAsia="Times New Roman" w:hAnsi="Times New Roman"/>
+          <w:b w:val="1"/>
+        </w:rPr>
+      </w:pPr>
+      <w:r>
+        <w:rPr>
+          <w:rFonts w:ascii="Times New Roman" w:cs="Times New Roman" w:eastAsia="Times New Roman" w:hAnsi="Times New Roman"/>
+          <w:b w:val="1"/>
+          <w:rtl w:val="0"/>
+        </w:rPr>
+        <w:br w:type="textWrapping"/>
+        <w:t xml:space="preserve">Smoofit: Software Developer</w:t>
+        <w:tab/>
+        <w:tab/>
+        <w:tab/>
+        <w:tab/>
+        <w:tab/>
+        <w:tab/>
+        <w:tab/>
+        <w:tab/>
+        <w:t xml:space="preserve">10 Months</w:t>
+      </w:r>
+    </w:p>
+    <w:p>
+      <w:pPr>
+        <w:numPr>
+          <w:ilvl w:val="0"/>
+          <w:numId w:val="9"/>
+        </w:numPr>
+        <w:ind w:left="-360" w:firstLine="0"/>
+        <w:rPr>
+          <w:rFonts w:ascii="Times New Roman" w:cs="Times New Roman" w:eastAsia="Times New Roman" w:hAnsi="Times New Roman"/>
+          <w:u w:val="none"/>
+        </w:rPr>
+      </w:pPr>
+      <w:r>
+        <w:rPr>
+          <w:rFonts w:ascii="Times New Roman" w:cs="Times New Roman" w:eastAsia="Times New Roman" w:hAnsi="Times New Roman"/>
+          <w:rtl w:val="0"/>
+        </w:rPr>
+        <w:t xml:space="preserve">Programmed embedded systems in C for barcode scanners and smart home devices.</w:t>
+      </w:r>
+    </w:p>
+    <w:p>
+      <w:pPr>
+        <w:numPr>
+          <w:ilvl w:val="0"/>
+          <w:numId w:val="9"/>
+        </w:numPr>
+        <w:ind w:left="-360" w:firstLine="0"/>
+        <w:rPr>
+          <w:rFonts w:ascii="Times New Roman" w:cs="Times New Roman" w:eastAsia="Times New Roman" w:hAnsi="Times New Roman"/>
+          <w:u w:val="none"/>
+        </w:rPr>
+      </w:pPr>
+      <w:r>
+        <w:rPr>
+          <w:rFonts w:ascii="Times New Roman" w:cs="Times New Roman" w:eastAsia="Times New Roman" w:hAnsi="Times New Roman"/>
+          <w:rtl w:val="0"/>
+        </w:rPr>
+        <w:t xml:space="preserve">Built mobile-compatible web UIs using JavaScript, HTML, and CSS.</w:t>
+      </w:r>
+    </w:p>
+    <w:p>
+      <w:pPr>
+        <w:ind w:left="-360" w:firstLine="0"/>
+        <w:rPr>
+          <w:rFonts w:ascii="Times New Roman" w:cs="Times New Roman" w:eastAsia="Times New Roman" w:hAnsi="Times New Roman"/>
+          <w:b w:val="1"/>
+        </w:rPr>
+      </w:pPr>
+      <w:r>
+        <w:rPr>
+          <w:rFonts w:ascii="Times New Roman" w:cs="Times New Roman" w:eastAsia="Times New Roman" w:hAnsi="Times New Roman"/>
+          <w:b w:val="1"/>
+          <w:rtl w:val="0"/>
+        </w:rPr>
+        <w:br w:type="textWrapping"/>
+      </w:r>
+      <w:r>
+        <w:br w:type="page"/>
+      </w:r>
+      <w:r>
+        <w:rPr>
+          <w:rtl w:val="0"/>
+        </w:rPr>
+      </w:r>
+    </w:p>
+    <w:p>
+      <w:pPr>
+        <w:ind w:left="-360" w:firstLine="0"/>
+        <w:rPr>
+          <w:rFonts w:ascii="Times New Roman" w:cs="Times New Roman" w:eastAsia="Times New Roman" w:hAnsi="Times New Roman"/>
+          <w:b w:val="1"/>
+        </w:rPr>
+      </w:pPr>
+      <w:r>
+        <w:rPr>
+          <w:rFonts w:ascii="Times New Roman" w:cs="Times New Roman" w:eastAsia="Times New Roman" w:hAnsi="Times New Roman"/>
+          <w:b w:val="1"/>
+          <w:rtl w:val="0"/>
+        </w:rPr>
+        <w:t xml:space="preserve">Chalmers Studentbostäder: Customer Service Representative</w:t>
+        <w:tab/>
+        <w:tab/>
+        <w:tab/>
+        <w:tab/>
+        <w:t xml:space="preserve">1 Year</w:t>
+      </w:r>
+    </w:p>
+    <w:p>
+      <w:pPr>
+        <w:numPr>
+          <w:ilvl w:val="0"/>
+          <w:numId w:val="3"/>
+        </w:numPr>
+        <w:ind w:left="-360" w:firstLine="0"/>
+        <w:rPr>
+          <w:rFonts w:ascii="Times New Roman" w:cs="Times New Roman" w:eastAsia="Times New Roman" w:hAnsi="Times New Roman"/>
+        </w:rPr>
+      </w:pPr>
+      <w:r>
+        <w:rPr>
+          <w:rFonts w:ascii="Times New Roman" w:cs="Times New Roman" w:eastAsia="Times New Roman" w:hAnsi="Times New Roman"/>
+          <w:rtl w:val="0"/>
+        </w:rPr>
+        <w:t xml:space="preserve">Served customers/tenants and handled administrative tasks.</w:t>
+      </w:r>
+    </w:p>
+    <w:p>
+      <w:pPr>
+        <w:ind w:left="-360" w:firstLine="0"/>
+        <w:rPr>
+          <w:rFonts w:ascii="Times New Roman" w:cs="Times New Roman" w:eastAsia="Times New Roman" w:hAnsi="Times New Roman"/>
+          <w:b w:val="1"/>
+        </w:rPr>
+      </w:pPr>
+      <w:r>
+        <w:rPr>
+          <w:rFonts w:ascii="Times New Roman" w:cs="Times New Roman" w:eastAsia="Times New Roman" w:hAnsi="Times New Roman"/>
+          <w:b w:val="1"/>
+          <w:rtl w:val="0"/>
+        </w:rPr>
+        <w:br w:type="textWrapping"/>
+        <w:t xml:space="preserve">Nyboskolan Tibro: Substitute Teacher</w:t>
+        <w:tab/>
+        <w:tab/>
+        <w:tab/>
+        <w:tab/>
+        <w:tab/>
+        <w:tab/>
+        <w:tab/>
+        <w:t xml:space="preserve">6 Months</w:t>
+      </w:r>
+    </w:p>
+    <w:p>
+      <w:pPr>
+        <w:numPr>
+          <w:ilvl w:val="0"/>
+          <w:numId w:val="11"/>
+        </w:numPr>
+        <w:ind w:left="-360" w:firstLine="0"/>
+        <w:rPr>
+          <w:rFonts w:ascii="Times New Roman" w:cs="Times New Roman" w:eastAsia="Times New Roman" w:hAnsi="Times New Roman"/>
+        </w:rPr>
+      </w:pPr>
+      <w:r>
+        <w:rPr>
+          <w:rFonts w:ascii="Times New Roman" w:cs="Times New Roman" w:eastAsia="Times New Roman" w:hAnsi="Times New Roman"/>
+          <w:rtl w:val="0"/>
+        </w:rPr>
+        <w:t xml:space="preserve">Taught mathematics and gymnastics for elementary school students.</w:t>
+      </w:r>
+    </w:p>
+    <w:p>
+      <w:pPr>
+        <w:ind w:left="-360" w:firstLine="0"/>
+        <w:rPr>
+          <w:rFonts w:ascii="Times New Roman" w:cs="Times New Roman" w:eastAsia="Times New Roman" w:hAnsi="Times New Roman"/>
+          <w:b w:val="1"/>
+        </w:rPr>
+      </w:pPr>
       <w:r>
         <w:rPr>
           <w:rtl w:val="0"/>
@@ -1219,20 +1433,416 @@
         </w:sectPr>
       </w:pPr>
       <w:r>
-        <w:rPr>
-          <w:rFonts w:ascii="Times New Roman" w:cs="Times New Roman" w:eastAsia="Times New Roman" w:hAnsi="Times New Roman"/>
-          <w:rtl w:val="0"/>
-        </w:rPr>
-        <w:t xml:space="preserve">Swedish (Native), English (Fluent), Japanese (Basics)</w:t>
-      </w:r>
-    </w:p>
-    <w:p>
-      <w:pPr>
-        <w:ind w:left="-360" w:firstLine="0"/>
-        <w:rPr>
-          <w:rFonts w:ascii="Times New Roman" w:cs="Times New Roman" w:eastAsia="Times New Roman" w:hAnsi="Times New Roman"/>
-          <w:color w:val="202124"/>
-          <w:highlight w:val="white"/>
+        <w:pict>
+          <v:rect style="width:0.0pt;height:1.5pt" o:hr="t" o:hrstd="t" o:hralign="center" fillcolor="#A0A0A0" stroked="f"/>
+        </w:pict>
+      </w:r>
+      <w:r>
+        <w:rPr>
+          <w:rtl w:val="0"/>
+        </w:rPr>
+      </w:r>
+    </w:p>
+    <w:p>
+      <w:pPr>
+        <w:ind w:left="-360" w:firstLine="0"/>
+        <w:rPr>
+          <w:rFonts w:ascii="Times New Roman" w:cs="Times New Roman" w:eastAsia="Times New Roman" w:hAnsi="Times New Roman"/>
+          <w:b w:val="1"/>
+          <w:u w:val="single"/>
+        </w:rPr>
+        <w:sectPr>
+          <w:type w:val="continuous"/>
+          <w:pgSz w:h="15840" w:w="12240" w:orient="portrait"/>
+          <w:pgMar w:bottom="1440" w:top="990" w:left="1440" w:right="1440" w:header="720" w:footer="720"/>
+          <w:cols w:equalWidth="0" w:num="1">
+            <w:col w:space="0" w:w="9360"/>
+          </w:cols>
+        </w:sectPr>
+      </w:pPr>
+      <w:r>
+        <w:rPr>
+          <w:rFonts w:ascii="Times New Roman" w:cs="Times New Roman" w:eastAsia="Times New Roman" w:hAnsi="Times New Roman"/>
+          <w:b w:val="1"/>
+          <w:color w:val="980000"/>
+          <w:sz w:val="26"/>
+          <w:szCs w:val="26"/>
+          <w:u w:val="single"/>
+          <w:rtl w:val="0"/>
+        </w:rPr>
+        <w:t xml:space="preserve">Education</w:t>
+      </w:r>
+      <w:r>
+        <w:rPr>
+          <w:rtl w:val="0"/>
+        </w:rPr>
+      </w:r>
+    </w:p>
+    <w:p>
+      <w:pPr>
+        <w:ind w:left="-360" w:firstLine="0"/>
+        <w:rPr>
+          <w:rFonts w:ascii="Times New Roman" w:cs="Times New Roman" w:eastAsia="Times New Roman" w:hAnsi="Times New Roman"/>
+        </w:rPr>
+      </w:pPr>
+      <w:r>
+        <w:rPr>
+          <w:rFonts w:ascii="Times New Roman" w:cs="Times New Roman" w:eastAsia="Times New Roman" w:hAnsi="Times New Roman"/>
+          <w:b w:val="1"/>
+          <w:rtl w:val="0"/>
+        </w:rPr>
+        <w:t xml:space="preserve">Bachelor in Software Engineering &amp; Management</w:t>
+      </w:r>
+      <w:r>
+        <w:rPr>
+          <w:rFonts w:ascii="Times New Roman" w:cs="Times New Roman" w:eastAsia="Times New Roman" w:hAnsi="Times New Roman"/>
+          <w:rtl w:val="0"/>
+        </w:rPr>
+        <w:t xml:space="preserve">: Chalmers University &amp; University of Gothenburg.</w:t>
+      </w:r>
+    </w:p>
+    <w:p>
+      <w:pPr>
+        <w:ind w:left="-360" w:firstLine="0"/>
+        <w:rPr>
+          <w:rFonts w:ascii="Times New Roman" w:cs="Times New Roman" w:eastAsia="Times New Roman" w:hAnsi="Times New Roman"/>
+        </w:rPr>
+      </w:pPr>
+      <w:r>
+        <w:rPr>
+          <w:rFonts w:ascii="Times New Roman" w:cs="Times New Roman" w:eastAsia="Times New Roman" w:hAnsi="Times New Roman"/>
+          <w:b w:val="1"/>
+          <w:rtl w:val="0"/>
+        </w:rPr>
+        <w:t xml:space="preserve">AI for Game Programming</w:t>
+      </w:r>
+      <w:r>
+        <w:rPr>
+          <w:rFonts w:ascii="Times New Roman" w:cs="Times New Roman" w:eastAsia="Times New Roman" w:hAnsi="Times New Roman"/>
+          <w:rtl w:val="0"/>
+        </w:rPr>
+        <w:t xml:space="preserve">: Uppsala University, 15 ECTS.</w:t>
+      </w:r>
+    </w:p>
+    <w:p>
+      <w:pPr>
+        <w:ind w:left="-360" w:firstLine="0"/>
+        <w:rPr>
+          <w:rFonts w:ascii="Times New Roman" w:cs="Times New Roman" w:eastAsia="Times New Roman" w:hAnsi="Times New Roman"/>
+        </w:rPr>
+        <w:sectPr>
+          <w:type w:val="continuous"/>
+          <w:pgSz w:h="15840" w:w="12240" w:orient="portrait"/>
+          <w:pgMar w:bottom="1440" w:top="990" w:left="1440" w:right="1440" w:header="720" w:footer="720"/>
+          <w:cols w:equalWidth="0" w:num="1">
+            <w:col w:space="0" w:w="9360"/>
+          </w:cols>
+        </w:sectPr>
+      </w:pPr>
+      <w:r>
+        <w:rPr>
+          <w:rFonts w:ascii="Times New Roman" w:cs="Times New Roman" w:eastAsia="Times New Roman" w:hAnsi="Times New Roman"/>
+          <w:b w:val="1"/>
+          <w:rtl w:val="0"/>
+        </w:rPr>
+        <w:t xml:space="preserve">User Experience for Games</w:t>
+      </w:r>
+      <w:r>
+        <w:rPr>
+          <w:rFonts w:ascii="Times New Roman" w:cs="Times New Roman" w:eastAsia="Times New Roman" w:hAnsi="Times New Roman"/>
+          <w:rtl w:val="0"/>
+        </w:rPr>
+        <w:t xml:space="preserve">: Skövde University, 60 ECTS.</w:t>
+      </w:r>
+      <w:r>
+        <w:rPr>
+          <w:rtl w:val="0"/>
+        </w:rPr>
+      </w:r>
+    </w:p>
+    <w:p>
+      <w:pPr>
+        <w:ind w:left="-360" w:firstLine="0"/>
+        <w:rPr>
+          <w:rFonts w:ascii="Times New Roman" w:cs="Times New Roman" w:eastAsia="Times New Roman" w:hAnsi="Times New Roman"/>
+        </w:rPr>
+      </w:pPr>
+      <w:r>
+        <w:rPr>
+          <w:rFonts w:ascii="Times New Roman" w:cs="Times New Roman" w:eastAsia="Times New Roman" w:hAnsi="Times New Roman"/>
+          <w:b w:val="1"/>
+          <w:rtl w:val="0"/>
+        </w:rPr>
+        <w:t xml:space="preserve">Shibuya Gaigo Gakuin</w:t>
+      </w:r>
+      <w:r>
+        <w:rPr>
+          <w:rFonts w:ascii="Times New Roman" w:cs="Times New Roman" w:eastAsia="Times New Roman" w:hAnsi="Times New Roman"/>
+          <w:rtl w:val="0"/>
+        </w:rPr>
+        <w:t xml:space="preserve">: </w:t>
+      </w:r>
+      <w:r>
+        <w:rPr>
+          <w:rFonts w:ascii="Times New Roman" w:cs="Times New Roman" w:eastAsia="Times New Roman" w:hAnsi="Times New Roman"/>
+          <w:rtl w:val="0"/>
+        </w:rPr>
+        <w:t xml:space="preserve">Japanese language courses</w:t>
+      </w:r>
+      <w:r>
+        <w:rPr>
+          <w:rFonts w:ascii="Times New Roman" w:cs="Times New Roman" w:eastAsia="Times New Roman" w:hAnsi="Times New Roman"/>
+          <w:rtl w:val="0"/>
+        </w:rPr>
+        <w:t xml:space="preserve">. Tokyo, Japan.</w:t>
+      </w:r>
+    </w:p>
+    <w:p>
+      <w:pPr>
+        <w:ind w:left="-360" w:firstLine="0"/>
+        <w:rPr>
+          <w:rFonts w:ascii="Times New Roman" w:cs="Times New Roman" w:eastAsia="Times New Roman" w:hAnsi="Times New Roman"/>
+          <w:color w:val="202124"/>
+          <w:highlight w:val="white"/>
+        </w:rPr>
+        <w:sectPr>
+          <w:type w:val="continuous"/>
+          <w:pgSz w:h="15840" w:w="12240" w:orient="portrait"/>
+          <w:pgMar w:bottom="1440" w:top="990" w:left="1440" w:right="1440" w:header="720" w:footer="720"/>
+          <w:cols w:equalWidth="0" w:num="1">
+            <w:col w:space="0" w:w="9360"/>
+          </w:cols>
+        </w:sectPr>
+      </w:pPr>
+      <w:r>
+        <w:rPr>
+          <w:rFonts w:ascii="Times New Roman" w:cs="Times New Roman" w:eastAsia="Times New Roman" w:hAnsi="Times New Roman"/>
+          <w:b w:val="1"/>
+          <w:rtl w:val="0"/>
+        </w:rPr>
+        <w:t xml:space="preserve">Qufu Shaolin Kung Fu School</w:t>
+      </w:r>
+      <w:r>
+        <w:rPr>
+          <w:rFonts w:ascii="Times New Roman" w:cs="Times New Roman" w:eastAsia="Times New Roman" w:hAnsi="Times New Roman"/>
+          <w:rtl w:val="0"/>
+        </w:rPr>
+        <w:t xml:space="preserve">: </w:t>
+      </w:r>
+      <w:r>
+        <w:rPr>
+          <w:rFonts w:ascii="Times New Roman" w:cs="Times New Roman" w:eastAsia="Times New Roman" w:hAnsi="Times New Roman"/>
+          <w:rtl w:val="0"/>
+        </w:rPr>
+        <w:t xml:space="preserve">Martials arts education</w:t>
+      </w:r>
+      <w:r>
+        <w:rPr>
+          <w:rFonts w:ascii="Times New Roman" w:cs="Times New Roman" w:eastAsia="Times New Roman" w:hAnsi="Times New Roman"/>
+          <w:rtl w:val="0"/>
+        </w:rPr>
+        <w:t xml:space="preserve">. Qufu, China.</w:t>
+      </w:r>
+      <w:r>
+        <w:rPr>
+          <w:rtl w:val="0"/>
+        </w:rPr>
+      </w:r>
+    </w:p>
+    <w:p>
+      <w:pPr>
+        <w:ind w:left="-360" w:firstLine="0"/>
+        <w:rPr>
+          <w:rFonts w:ascii="Times New Roman" w:cs="Times New Roman" w:eastAsia="Times New Roman" w:hAnsi="Times New Roman"/>
+          <w:color w:val="202124"/>
+          <w:sz w:val="21"/>
+          <w:szCs w:val="21"/>
+          <w:highlight w:val="white"/>
+        </w:rPr>
+      </w:pPr>
+      <w:r>
+        <w:rPr>
+          <w:rtl w:val="0"/>
+        </w:rPr>
+      </w:r>
+    </w:p>
+    <w:p>
+      <w:pPr>
+        <w:ind w:left="-360" w:firstLine="0"/>
+        <w:rPr>
+          <w:rFonts w:ascii="Times New Roman" w:cs="Times New Roman" w:eastAsia="Times New Roman" w:hAnsi="Times New Roman"/>
+          <w:b w:val="1"/>
+          <w:color w:val="980000"/>
+          <w:sz w:val="26"/>
+          <w:szCs w:val="26"/>
+          <w:u w:val="single"/>
+        </w:rPr>
+      </w:pPr>
+      <w:r>
+        <w:pict>
+          <v:rect style="width:0.0pt;height:1.5pt" o:hr="t" o:hrstd="t" o:hralign="center" fillcolor="#A0A0A0" stroked="f"/>
+        </w:pict>
+      </w:r>
+      <w:r>
+        <w:rPr>
+          <w:rtl w:val="0"/>
+        </w:rPr>
+      </w:r>
+    </w:p>
+    <w:p>
+      <w:pPr>
+        <w:ind w:left="-360" w:firstLine="0"/>
+        <w:rPr>
+          <w:rFonts w:ascii="Times New Roman" w:cs="Times New Roman" w:eastAsia="Times New Roman" w:hAnsi="Times New Roman"/>
+          <w:color w:val="202124"/>
+          <w:sz w:val="24"/>
+          <w:szCs w:val="24"/>
+          <w:highlight w:val="white"/>
+        </w:rPr>
+        <w:sectPr>
+          <w:type w:val="continuous"/>
+          <w:pgSz w:h="15840" w:w="12240" w:orient="portrait"/>
+          <w:pgMar w:bottom="1440" w:top="990" w:left="1440" w:right="1440" w:header="720" w:footer="720"/>
+        </w:sectPr>
+      </w:pPr>
+      <w:r>
+        <w:rPr>
+          <w:rFonts w:ascii="Times New Roman" w:cs="Times New Roman" w:eastAsia="Times New Roman" w:hAnsi="Times New Roman"/>
+          <w:b w:val="1"/>
+          <w:color w:val="980000"/>
+          <w:sz w:val="26"/>
+          <w:szCs w:val="26"/>
+          <w:u w:val="single"/>
+          <w:rtl w:val="0"/>
+        </w:rPr>
+        <w:t xml:space="preserve">Spoken Languages</w:t>
+      </w:r>
+      <w:r>
+        <w:rPr>
+          <w:rtl w:val="0"/>
+        </w:rPr>
+      </w:r>
+    </w:p>
+    <w:p>
+      <w:pPr>
+        <w:numPr>
+          <w:ilvl w:val="0"/>
+          <w:numId w:val="5"/>
+        </w:numPr>
+        <w:ind w:left="-360" w:firstLine="0"/>
+        <w:rPr>
+          <w:rFonts w:ascii="Times New Roman" w:cs="Times New Roman" w:eastAsia="Times New Roman" w:hAnsi="Times New Roman"/>
+          <w:color w:val="202124"/>
+          <w:highlight w:val="white"/>
+        </w:rPr>
+      </w:pPr>
+      <w:r>
+        <w:rPr>
+          <w:rFonts w:ascii="Times New Roman" w:cs="Times New Roman" w:eastAsia="Times New Roman" w:hAnsi="Times New Roman"/>
+          <w:color w:val="202124"/>
+          <w:highlight w:val="white"/>
+          <w:rtl w:val="0"/>
+        </w:rPr>
+        <w:t xml:space="preserve">Swedish: Native</w:t>
+      </w:r>
+    </w:p>
+    <w:p>
+      <w:pPr>
+        <w:numPr>
+          <w:ilvl w:val="0"/>
+          <w:numId w:val="5"/>
+        </w:numPr>
+        <w:ind w:left="-360" w:firstLine="0"/>
+        <w:rPr>
+          <w:rFonts w:ascii="Times New Roman" w:cs="Times New Roman" w:eastAsia="Times New Roman" w:hAnsi="Times New Roman"/>
+          <w:color w:val="202124"/>
+          <w:highlight w:val="white"/>
+          <w:u w:val="none"/>
+        </w:rPr>
+      </w:pPr>
+      <w:r>
+        <w:rPr>
+          <w:rFonts w:ascii="Times New Roman" w:cs="Times New Roman" w:eastAsia="Times New Roman" w:hAnsi="Times New Roman"/>
+          <w:color w:val="202124"/>
+          <w:highlight w:val="white"/>
+          <w:rtl w:val="0"/>
+        </w:rPr>
+        <w:t xml:space="preserve">English: Fluent</w:t>
+      </w:r>
+    </w:p>
+    <w:p>
+      <w:pPr>
+        <w:numPr>
+          <w:ilvl w:val="0"/>
+          <w:numId w:val="5"/>
+        </w:numPr>
+        <w:ind w:left="-360" w:firstLine="0"/>
+        <w:rPr>
+          <w:rFonts w:ascii="Times New Roman" w:cs="Times New Roman" w:eastAsia="Times New Roman" w:hAnsi="Times New Roman"/>
+          <w:color w:val="202124"/>
+          <w:highlight w:val="white"/>
+          <w:u w:val="none"/>
+        </w:rPr>
+      </w:pPr>
+      <w:r>
+        <w:rPr>
+          <w:rFonts w:ascii="Times New Roman" w:cs="Times New Roman" w:eastAsia="Times New Roman" w:hAnsi="Times New Roman"/>
+          <w:color w:val="202124"/>
+          <w:highlight w:val="white"/>
+          <w:rtl w:val="0"/>
+        </w:rPr>
+        <w:t xml:space="preserve">Japanese: Basics</w:t>
+      </w:r>
+    </w:p>
+    <w:p>
+      <w:pPr>
+        <w:ind w:left="720" w:firstLine="0"/>
+        <w:rPr>
+          <w:rFonts w:ascii="Times New Roman" w:cs="Times New Roman" w:eastAsia="Times New Roman" w:hAnsi="Times New Roman"/>
+          <w:color w:val="202124"/>
+          <w:highlight w:val="white"/>
+        </w:rPr>
+        <w:sectPr>
+          <w:type w:val="continuous"/>
+          <w:pgSz w:h="15840" w:w="12240" w:orient="portrait"/>
+          <w:pgMar w:bottom="1440" w:top="1440" w:left="1440" w:right="1440" w:header="720" w:footer="720"/>
+          <w:cols w:equalWidth="0" w:num="2">
+            <w:col w:space="720" w:w="4320"/>
+            <w:col w:space="0" w:w="4320"/>
+          </w:cols>
+        </w:sectPr>
+      </w:pPr>
+      <w:r>
+        <w:rPr>
+          <w:rtl w:val="0"/>
+        </w:rPr>
+      </w:r>
+    </w:p>
+    <w:p>
+      <w:pPr>
+        <w:rPr>
+          <w:rFonts w:ascii="Times New Roman" w:cs="Times New Roman" w:eastAsia="Times New Roman" w:hAnsi="Times New Roman"/>
+        </w:rPr>
+        <w:sectPr>
+          <w:type w:val="continuous"/>
+          <w:pgSz w:h="15840" w:w="12240" w:orient="portrait"/>
+          <w:pgMar w:bottom="1440" w:top="1440" w:left="1440" w:right="1440" w:header="720" w:footer="720"/>
+        </w:sectPr>
+      </w:pPr>
+      <w:r>
+        <w:rPr>
+          <w:rtl w:val="0"/>
+        </w:rPr>
+      </w:r>
+    </w:p>
+    <w:p>
+      <w:pPr>
+        <w:ind w:left="-360" w:firstLine="0"/>
+        <w:rPr>
+          <w:rFonts w:ascii="Times New Roman" w:cs="Times New Roman" w:eastAsia="Times New Roman" w:hAnsi="Times New Roman"/>
+          <w:color w:val="980000"/>
+          <w:sz w:val="26"/>
+          <w:szCs w:val="26"/>
         </w:rPr>
       </w:pPr>
       <w:r>
@@ -1244,7 +1854,7 @@
     <w:sectPr>
       <w:type w:val="continuous"/>
       <w:pgSz w:h="15840" w:w="12240" w:orient="portrait"/>
-      <w:pgMar w:bottom="1440" w:top="990" w:left="1440" w:right="1440" w:header="720" w:footer="720"/>
+      <w:pgMar w:bottom="1440" w:top="1440" w:left="1440" w:right="1440" w:header="720" w:footer="720"/>
     </w:sectPr>
   </w:body>
 </w:document>
@@ -1582,6 +2192,886 @@
       </w:rPr>
     </w:lvl>
   </w:abstractNum>
+  <w:abstractNum w:abstractNumId="4">
+    <w:lvl w:ilvl="0">
+      <w:start w:val="1"/>
+      <w:numFmt w:val="bullet"/>
+      <w:lvlText w:val="●"/>
+      <w:lvlJc w:val="left"/>
+      <w:pPr>
+        <w:ind w:left="720" w:hanging="360"/>
+      </w:pPr>
+      <w:rPr>
+        <w:u w:val="none"/>
+      </w:rPr>
+    </w:lvl>
+    <w:lvl w:ilvl="1">
+      <w:start w:val="1"/>
+      <w:numFmt w:val="bullet"/>
+      <w:lvlText w:val="○"/>
+      <w:lvlJc w:val="left"/>
+      <w:pPr>
+        <w:ind w:left="1440" w:hanging="360"/>
+      </w:pPr>
+      <w:rPr>
+        <w:u w:val="none"/>
+      </w:rPr>
+    </w:lvl>
+    <w:lvl w:ilvl="2">
+      <w:start w:val="1"/>
+      <w:numFmt w:val="bullet"/>
+      <w:lvlText w:val="■"/>
+      <w:lvlJc w:val="left"/>
+      <w:pPr>
+        <w:ind w:left="2160" w:hanging="360"/>
+      </w:pPr>
+      <w:rPr>
+        <w:u w:val="none"/>
+      </w:rPr>
+    </w:lvl>
+    <w:lvl w:ilvl="3">
+      <w:start w:val="1"/>
+      <w:numFmt w:val="bullet"/>
+      <w:lvlText w:val="●"/>
+      <w:lvlJc w:val="left"/>
+      <w:pPr>
+        <w:ind w:left="2880" w:hanging="360"/>
+      </w:pPr>
+      <w:rPr>
+        <w:u w:val="none"/>
+      </w:rPr>
+    </w:lvl>
+    <w:lvl w:ilvl="4">
+      <w:start w:val="1"/>
+      <w:numFmt w:val="bullet"/>
+      <w:lvlText w:val="○"/>
+      <w:lvlJc w:val="left"/>
+      <w:pPr>
+        <w:ind w:left="3600" w:hanging="360"/>
+      </w:pPr>
+      <w:rPr>
+        <w:u w:val="none"/>
+      </w:rPr>
+    </w:lvl>
+    <w:lvl w:ilvl="5">
+      <w:start w:val="1"/>
+      <w:numFmt w:val="bullet"/>
+      <w:lvlText w:val="■"/>
+      <w:lvlJc w:val="left"/>
+      <w:pPr>
+        <w:ind w:left="4320" w:hanging="360"/>
+      </w:pPr>
+      <w:rPr>
+        <w:u w:val="none"/>
+      </w:rPr>
+    </w:lvl>
+    <w:lvl w:ilvl="6">
+      <w:start w:val="1"/>
+      <w:numFmt w:val="bullet"/>
+      <w:lvlText w:val="●"/>
+      <w:lvlJc w:val="left"/>
+      <w:pPr>
+        <w:ind w:left="5040" w:hanging="360"/>
+      </w:pPr>
+      <w:rPr>
+        <w:u w:val="none"/>
+      </w:rPr>
+    </w:lvl>
+    <w:lvl w:ilvl="7">
+      <w:start w:val="1"/>
+      <w:numFmt w:val="bullet"/>
+      <w:lvlText w:val="○"/>
+      <w:lvlJc w:val="left"/>
+      <w:pPr>
+        <w:ind w:left="5760" w:hanging="360"/>
+      </w:pPr>
+      <w:rPr>
+        <w:u w:val="none"/>
+      </w:rPr>
+    </w:lvl>
+    <w:lvl w:ilvl="8">
+      <w:start w:val="1"/>
+      <w:numFmt w:val="bullet"/>
+      <w:lvlText w:val="■"/>
+      <w:lvlJc w:val="left"/>
+      <w:pPr>
+        <w:ind w:left="6480" w:hanging="360"/>
+      </w:pPr>
+      <w:rPr>
+        <w:u w:val="none"/>
+      </w:rPr>
+    </w:lvl>
+  </w:abstractNum>
+  <w:abstractNum w:abstractNumId="5">
+    <w:lvl w:ilvl="0">
+      <w:start w:val="1"/>
+      <w:numFmt w:val="bullet"/>
+      <w:lvlText w:val="●"/>
+      <w:lvlJc w:val="left"/>
+      <w:pPr>
+        <w:ind w:left="720" w:hanging="360"/>
+      </w:pPr>
+      <w:rPr>
+        <w:u w:val="none"/>
+      </w:rPr>
+    </w:lvl>
+    <w:lvl w:ilvl="1">
+      <w:start w:val="1"/>
+      <w:numFmt w:val="bullet"/>
+      <w:lvlText w:val="○"/>
+      <w:lvlJc w:val="left"/>
+      <w:pPr>
+        <w:ind w:left="1440" w:hanging="360"/>
+      </w:pPr>
+      <w:rPr>
+        <w:u w:val="none"/>
+      </w:rPr>
+    </w:lvl>
+    <w:lvl w:ilvl="2">
+      <w:start w:val="1"/>
+      <w:numFmt w:val="bullet"/>
+      <w:lvlText w:val="■"/>
+      <w:lvlJc w:val="left"/>
+      <w:pPr>
+        <w:ind w:left="2160" w:hanging="360"/>
+      </w:pPr>
+      <w:rPr>
+        <w:u w:val="none"/>
+      </w:rPr>
+    </w:lvl>
+    <w:lvl w:ilvl="3">
+      <w:start w:val="1"/>
+      <w:numFmt w:val="bullet"/>
+      <w:lvlText w:val="●"/>
+      <w:lvlJc w:val="left"/>
+      <w:pPr>
+        <w:ind w:left="2880" w:hanging="360"/>
+      </w:pPr>
+      <w:rPr>
+        <w:u w:val="none"/>
+      </w:rPr>
+    </w:lvl>
+    <w:lvl w:ilvl="4">
+      <w:start w:val="1"/>
+      <w:numFmt w:val="bullet"/>
+      <w:lvlText w:val="○"/>
+      <w:lvlJc w:val="left"/>
+      <w:pPr>
+        <w:ind w:left="3600" w:hanging="360"/>
+      </w:pPr>
+      <w:rPr>
+        <w:u w:val="none"/>
+      </w:rPr>
+    </w:lvl>
+    <w:lvl w:ilvl="5">
+      <w:start w:val="1"/>
+      <w:numFmt w:val="bullet"/>
+      <w:lvlText w:val="■"/>
+      <w:lvlJc w:val="left"/>
+      <w:pPr>
+        <w:ind w:left="4320" w:hanging="360"/>
+      </w:pPr>
+      <w:rPr>
+        <w:u w:val="none"/>
+      </w:rPr>
+    </w:lvl>
+    <w:lvl w:ilvl="6">
+      <w:start w:val="1"/>
+      <w:numFmt w:val="bullet"/>
+      <w:lvlText w:val="●"/>
+      <w:lvlJc w:val="left"/>
+      <w:pPr>
+        <w:ind w:left="5040" w:hanging="360"/>
+      </w:pPr>
+      <w:rPr>
+        <w:u w:val="none"/>
+      </w:rPr>
+    </w:lvl>
+    <w:lvl w:ilvl="7">
+      <w:start w:val="1"/>
+      <w:numFmt w:val="bullet"/>
+      <w:lvlText w:val="○"/>
+      <w:lvlJc w:val="left"/>
+      <w:pPr>
+        <w:ind w:left="5760" w:hanging="360"/>
+      </w:pPr>
+      <w:rPr>
+        <w:u w:val="none"/>
+      </w:rPr>
+    </w:lvl>
+    <w:lvl w:ilvl="8">
+      <w:start w:val="1"/>
+      <w:numFmt w:val="bullet"/>
+      <w:lvlText w:val="■"/>
+      <w:lvlJc w:val="left"/>
+      <w:pPr>
+        <w:ind w:left="6480" w:hanging="360"/>
+      </w:pPr>
+      <w:rPr>
+        <w:u w:val="none"/>
+      </w:rPr>
+    </w:lvl>
+  </w:abstractNum>
+  <w:abstractNum w:abstractNumId="6">
+    <w:lvl w:ilvl="0">
+      <w:start w:val="1"/>
+      <w:numFmt w:val="bullet"/>
+      <w:lvlText w:val="●"/>
+      <w:lvlJc w:val="left"/>
+      <w:pPr>
+        <w:ind w:left="720" w:hanging="360"/>
+      </w:pPr>
+      <w:rPr>
+        <w:u w:val="none"/>
+      </w:rPr>
+    </w:lvl>
+    <w:lvl w:ilvl="1">
+      <w:start w:val="1"/>
+      <w:numFmt w:val="bullet"/>
+      <w:lvlText w:val="○"/>
+      <w:lvlJc w:val="left"/>
+      <w:pPr>
+        <w:ind w:left="1440" w:hanging="360"/>
+      </w:pPr>
+      <w:rPr>
+        <w:u w:val="none"/>
+      </w:rPr>
+    </w:lvl>
+    <w:lvl w:ilvl="2">
+      <w:start w:val="1"/>
+      <w:numFmt w:val="bullet"/>
+      <w:lvlText w:val="■"/>
+      <w:lvlJc w:val="left"/>
+      <w:pPr>
+        <w:ind w:left="2160" w:hanging="360"/>
+      </w:pPr>
+      <w:rPr>
+        <w:u w:val="none"/>
+      </w:rPr>
+    </w:lvl>
+    <w:lvl w:ilvl="3">
+      <w:start w:val="1"/>
+      <w:numFmt w:val="bullet"/>
+      <w:lvlText w:val="●"/>
+      <w:lvlJc w:val="left"/>
+      <w:pPr>
+        <w:ind w:left="2880" w:hanging="360"/>
+      </w:pPr>
+      <w:rPr>
+        <w:u w:val="none"/>
+      </w:rPr>
+    </w:lvl>
+    <w:lvl w:ilvl="4">
+      <w:start w:val="1"/>
+      <w:numFmt w:val="bullet"/>
+      <w:lvlText w:val="○"/>
+      <w:lvlJc w:val="left"/>
+      <w:pPr>
+        <w:ind w:left="3600" w:hanging="360"/>
+      </w:pPr>
+      <w:rPr>
+        <w:u w:val="none"/>
+      </w:rPr>
+    </w:lvl>
+    <w:lvl w:ilvl="5">
+      <w:start w:val="1"/>
+      <w:numFmt w:val="bullet"/>
+      <w:lvlText w:val="■"/>
+      <w:lvlJc w:val="left"/>
+      <w:pPr>
+        <w:ind w:left="4320" w:hanging="360"/>
+      </w:pPr>
+      <w:rPr>
+        <w:u w:val="none"/>
+      </w:rPr>
+    </w:lvl>
+    <w:lvl w:ilvl="6">
+      <w:start w:val="1"/>
+      <w:numFmt w:val="bullet"/>
+      <w:lvlText w:val="●"/>
+      <w:lvlJc w:val="left"/>
+      <w:pPr>
+        <w:ind w:left="5040" w:hanging="360"/>
+      </w:pPr>
+      <w:rPr>
+        <w:u w:val="none"/>
+      </w:rPr>
+    </w:lvl>
+    <w:lvl w:ilvl="7">
+      <w:start w:val="1"/>
+      <w:numFmt w:val="bullet"/>
+      <w:lvlText w:val="○"/>
+      <w:lvlJc w:val="left"/>
+      <w:pPr>
+        <w:ind w:left="5760" w:hanging="360"/>
+      </w:pPr>
+      <w:rPr>
+        <w:u w:val="none"/>
+      </w:rPr>
+    </w:lvl>
+    <w:lvl w:ilvl="8">
+      <w:start w:val="1"/>
+      <w:numFmt w:val="bullet"/>
+      <w:lvlText w:val="■"/>
+      <w:lvlJc w:val="left"/>
+      <w:pPr>
+        <w:ind w:left="6480" w:hanging="360"/>
+      </w:pPr>
+      <w:rPr>
+        <w:u w:val="none"/>
+      </w:rPr>
+    </w:lvl>
+  </w:abstractNum>
+  <w:abstractNum w:abstractNumId="7">
+    <w:lvl w:ilvl="0">
+      <w:start w:val="1"/>
+      <w:numFmt w:val="bullet"/>
+      <w:lvlText w:val="●"/>
+      <w:lvlJc w:val="left"/>
+      <w:pPr>
+        <w:ind w:left="720" w:hanging="360"/>
+      </w:pPr>
+      <w:rPr>
+        <w:u w:val="none"/>
+      </w:rPr>
+    </w:lvl>
+    <w:lvl w:ilvl="1">
+      <w:start w:val="1"/>
+      <w:numFmt w:val="bullet"/>
+      <w:lvlText w:val="○"/>
+      <w:lvlJc w:val="left"/>
+      <w:pPr>
+        <w:ind w:left="1440" w:hanging="360"/>
+      </w:pPr>
+      <w:rPr>
+        <w:u w:val="none"/>
+      </w:rPr>
+    </w:lvl>
+    <w:lvl w:ilvl="2">
+      <w:start w:val="1"/>
+      <w:numFmt w:val="bullet"/>
+      <w:lvlText w:val="■"/>
+      <w:lvlJc w:val="left"/>
+      <w:pPr>
+        <w:ind w:left="2160" w:hanging="360"/>
+      </w:pPr>
+      <w:rPr>
+        <w:u w:val="none"/>
+      </w:rPr>
+    </w:lvl>
+    <w:lvl w:ilvl="3">
+      <w:start w:val="1"/>
+      <w:numFmt w:val="bullet"/>
+      <w:lvlText w:val="●"/>
+      <w:lvlJc w:val="left"/>
+      <w:pPr>
+        <w:ind w:left="2880" w:hanging="360"/>
+      </w:pPr>
+      <w:rPr>
+        <w:u w:val="none"/>
+      </w:rPr>
+    </w:lvl>
+    <w:lvl w:ilvl="4">
+      <w:start w:val="1"/>
+      <w:numFmt w:val="bullet"/>
+      <w:lvlText w:val="○"/>
+      <w:lvlJc w:val="left"/>
+      <w:pPr>
+        <w:ind w:left="3600" w:hanging="360"/>
+      </w:pPr>
+      <w:rPr>
+        <w:u w:val="none"/>
+      </w:rPr>
+    </w:lvl>
+    <w:lvl w:ilvl="5">
+      <w:start w:val="1"/>
+      <w:numFmt w:val="bullet"/>
+      <w:lvlText w:val="■"/>
+      <w:lvlJc w:val="left"/>
+      <w:pPr>
+        <w:ind w:left="4320" w:hanging="360"/>
+      </w:pPr>
+      <w:rPr>
+        <w:u w:val="none"/>
+      </w:rPr>
+    </w:lvl>
+    <w:lvl w:ilvl="6">
+      <w:start w:val="1"/>
+      <w:numFmt w:val="bullet"/>
+      <w:lvlText w:val="●"/>
+      <w:lvlJc w:val="left"/>
+      <w:pPr>
+        <w:ind w:left="5040" w:hanging="360"/>
+      </w:pPr>
+      <w:rPr>
+        <w:u w:val="none"/>
+      </w:rPr>
+    </w:lvl>
+    <w:lvl w:ilvl="7">
+      <w:start w:val="1"/>
+      <w:numFmt w:val="bullet"/>
+      <w:lvlText w:val="○"/>
+      <w:lvlJc w:val="left"/>
+      <w:pPr>
+        <w:ind w:left="5760" w:hanging="360"/>
+      </w:pPr>
+      <w:rPr>
+        <w:u w:val="none"/>
+      </w:rPr>
+    </w:lvl>
+    <w:lvl w:ilvl="8">
+      <w:start w:val="1"/>
+      <w:numFmt w:val="bullet"/>
+      <w:lvlText w:val="■"/>
+      <w:lvlJc w:val="left"/>
+      <w:pPr>
+        <w:ind w:left="6480" w:hanging="360"/>
+      </w:pPr>
+      <w:rPr>
+        <w:u w:val="none"/>
+      </w:rPr>
+    </w:lvl>
+  </w:abstractNum>
+  <w:abstractNum w:abstractNumId="8">
+    <w:lvl w:ilvl="0">
+      <w:start w:val="1"/>
+      <w:numFmt w:val="bullet"/>
+      <w:lvlText w:val="●"/>
+      <w:lvlJc w:val="left"/>
+      <w:pPr>
+        <w:ind w:left="720" w:hanging="360"/>
+      </w:pPr>
+      <w:rPr>
+        <w:u w:val="none"/>
+      </w:rPr>
+    </w:lvl>
+    <w:lvl w:ilvl="1">
+      <w:start w:val="1"/>
+      <w:numFmt w:val="bullet"/>
+      <w:lvlText w:val="○"/>
+      <w:lvlJc w:val="left"/>
+      <w:pPr>
+        <w:ind w:left="1440" w:hanging="360"/>
+      </w:pPr>
+      <w:rPr>
+        <w:u w:val="none"/>
+      </w:rPr>
+    </w:lvl>
+    <w:lvl w:ilvl="2">
+      <w:start w:val="1"/>
+      <w:numFmt w:val="bullet"/>
+      <w:lvlText w:val="■"/>
+      <w:lvlJc w:val="left"/>
+      <w:pPr>
+        <w:ind w:left="2160" w:hanging="360"/>
+      </w:pPr>
+      <w:rPr>
+        <w:u w:val="none"/>
+      </w:rPr>
+    </w:lvl>
+    <w:lvl w:ilvl="3">
+      <w:start w:val="1"/>
+      <w:numFmt w:val="bullet"/>
+      <w:lvlText w:val="●"/>
+      <w:lvlJc w:val="left"/>
+      <w:pPr>
+        <w:ind w:left="2880" w:hanging="360"/>
+      </w:pPr>
+      <w:rPr>
+        <w:u w:val="none"/>
+      </w:rPr>
+    </w:lvl>
+    <w:lvl w:ilvl="4">
+      <w:start w:val="1"/>
+      <w:numFmt w:val="bullet"/>
+      <w:lvlText w:val="○"/>
+      <w:lvlJc w:val="left"/>
+      <w:pPr>
+        <w:ind w:left="3600" w:hanging="360"/>
+      </w:pPr>
+      <w:rPr>
+        <w:u w:val="none"/>
+      </w:rPr>
+    </w:lvl>
+    <w:lvl w:ilvl="5">
+      <w:start w:val="1"/>
+      <w:numFmt w:val="bullet"/>
+      <w:lvlText w:val="■"/>
+      <w:lvlJc w:val="left"/>
+      <w:pPr>
+        <w:ind w:left="4320" w:hanging="360"/>
+      </w:pPr>
+      <w:rPr>
+        <w:u w:val="none"/>
+      </w:rPr>
+    </w:lvl>
+    <w:lvl w:ilvl="6">
+      <w:start w:val="1"/>
+      <w:numFmt w:val="bullet"/>
+      <w:lvlText w:val="●"/>
+      <w:lvlJc w:val="left"/>
+      <w:pPr>
+        <w:ind w:left="5040" w:hanging="360"/>
+      </w:pPr>
+      <w:rPr>
+        <w:u w:val="none"/>
+      </w:rPr>
+    </w:lvl>
+    <w:lvl w:ilvl="7">
+      <w:start w:val="1"/>
+      <w:numFmt w:val="bullet"/>
+      <w:lvlText w:val="○"/>
+      <w:lvlJc w:val="left"/>
+      <w:pPr>
+        <w:ind w:left="5760" w:hanging="360"/>
+      </w:pPr>
+      <w:rPr>
+        <w:u w:val="none"/>
+      </w:rPr>
+    </w:lvl>
+    <w:lvl w:ilvl="8">
+      <w:start w:val="1"/>
+      <w:numFmt w:val="bullet"/>
+      <w:lvlText w:val="■"/>
+      <w:lvlJc w:val="left"/>
+      <w:pPr>
+        <w:ind w:left="6480" w:hanging="360"/>
+      </w:pPr>
+      <w:rPr>
+        <w:u w:val="none"/>
+      </w:rPr>
+    </w:lvl>
+  </w:abstractNum>
+  <w:abstractNum w:abstractNumId="9">
+    <w:lvl w:ilvl="0">
+      <w:start w:val="1"/>
+      <w:numFmt w:val="bullet"/>
+      <w:lvlText w:val="●"/>
+      <w:lvlJc w:val="left"/>
+      <w:pPr>
+        <w:ind w:left="720" w:hanging="360"/>
+      </w:pPr>
+      <w:rPr>
+        <w:u w:val="none"/>
+      </w:rPr>
+    </w:lvl>
+    <w:lvl w:ilvl="1">
+      <w:start w:val="1"/>
+      <w:numFmt w:val="bullet"/>
+      <w:lvlText w:val="○"/>
+      <w:lvlJc w:val="left"/>
+      <w:pPr>
+        <w:ind w:left="1440" w:hanging="360"/>
+      </w:pPr>
+      <w:rPr>
+        <w:u w:val="none"/>
+      </w:rPr>
+    </w:lvl>
+    <w:lvl w:ilvl="2">
+      <w:start w:val="1"/>
+      <w:numFmt w:val="bullet"/>
+      <w:lvlText w:val="■"/>
+      <w:lvlJc w:val="left"/>
+      <w:pPr>
+        <w:ind w:left="2160" w:hanging="360"/>
+      </w:pPr>
+      <w:rPr>
+        <w:u w:val="none"/>
+      </w:rPr>
+    </w:lvl>
+    <w:lvl w:ilvl="3">
+      <w:start w:val="1"/>
+      <w:numFmt w:val="bullet"/>
+      <w:lvlText w:val="●"/>
+      <w:lvlJc w:val="left"/>
+      <w:pPr>
+        <w:ind w:left="2880" w:hanging="360"/>
+      </w:pPr>
+      <w:rPr>
+        <w:u w:val="none"/>
+      </w:rPr>
+    </w:lvl>
+    <w:lvl w:ilvl="4">
+      <w:start w:val="1"/>
+      <w:numFmt w:val="bullet"/>
+      <w:lvlText w:val="○"/>
+      <w:lvlJc w:val="left"/>
+      <w:pPr>
+        <w:ind w:left="3600" w:hanging="360"/>
+      </w:pPr>
+      <w:rPr>
+        <w:u w:val="none"/>
+      </w:rPr>
+    </w:lvl>
+    <w:lvl w:ilvl="5">
+      <w:start w:val="1"/>
+      <w:numFmt w:val="bullet"/>
+      <w:lvlText w:val="■"/>
+      <w:lvlJc w:val="left"/>
+      <w:pPr>
+        <w:ind w:left="4320" w:hanging="360"/>
+      </w:pPr>
+      <w:rPr>
+        <w:u w:val="none"/>
+      </w:rPr>
+    </w:lvl>
+    <w:lvl w:ilvl="6">
+      <w:start w:val="1"/>
+      <w:numFmt w:val="bullet"/>
+      <w:lvlText w:val="●"/>
+      <w:lvlJc w:val="left"/>
+      <w:pPr>
+        <w:ind w:left="5040" w:hanging="360"/>
+      </w:pPr>
+      <w:rPr>
+        <w:u w:val="none"/>
+      </w:rPr>
+    </w:lvl>
+    <w:lvl w:ilvl="7">
+      <w:start w:val="1"/>
+      <w:numFmt w:val="bullet"/>
+      <w:lvlText w:val="○"/>
+      <w:lvlJc w:val="left"/>
+      <w:pPr>
+        <w:ind w:left="5760" w:hanging="360"/>
+      </w:pPr>
+      <w:rPr>
+        <w:u w:val="none"/>
+      </w:rPr>
+    </w:lvl>
+    <w:lvl w:ilvl="8">
+      <w:start w:val="1"/>
+      <w:numFmt w:val="bullet"/>
+      <w:lvlText w:val="■"/>
+      <w:lvlJc w:val="left"/>
+      <w:pPr>
+        <w:ind w:left="6480" w:hanging="360"/>
+      </w:pPr>
+      <w:rPr>
+        <w:u w:val="none"/>
+      </w:rPr>
+    </w:lvl>
+  </w:abstractNum>
+  <w:abstractNum w:abstractNumId="10">
+    <w:lvl w:ilvl="0">
+      <w:start w:val="1"/>
+      <w:numFmt w:val="bullet"/>
+      <w:lvlText w:val="●"/>
+      <w:lvlJc w:val="left"/>
+      <w:pPr>
+        <w:ind w:left="720" w:hanging="360"/>
+      </w:pPr>
+      <w:rPr>
+        <w:u w:val="none"/>
+      </w:rPr>
+    </w:lvl>
+    <w:lvl w:ilvl="1">
+      <w:start w:val="1"/>
+      <w:numFmt w:val="bullet"/>
+      <w:lvlText w:val="○"/>
+      <w:lvlJc w:val="left"/>
+      <w:pPr>
+        <w:ind w:left="1440" w:hanging="360"/>
+      </w:pPr>
+      <w:rPr>
+        <w:u w:val="none"/>
+      </w:rPr>
+    </w:lvl>
+    <w:lvl w:ilvl="2">
+      <w:start w:val="1"/>
+      <w:numFmt w:val="bullet"/>
+      <w:lvlText w:val="■"/>
+      <w:lvlJc w:val="left"/>
+      <w:pPr>
+        <w:ind w:left="2160" w:hanging="360"/>
+      </w:pPr>
+      <w:rPr>
+        <w:u w:val="none"/>
+      </w:rPr>
+    </w:lvl>
+    <w:lvl w:ilvl="3">
+      <w:start w:val="1"/>
+      <w:numFmt w:val="bullet"/>
+      <w:lvlText w:val="●"/>
+      <w:lvlJc w:val="left"/>
+      <w:pPr>
+        <w:ind w:left="2880" w:hanging="360"/>
+      </w:pPr>
+      <w:rPr>
+        <w:u w:val="none"/>
+      </w:rPr>
+    </w:lvl>
+    <w:lvl w:ilvl="4">
+      <w:start w:val="1"/>
+      <w:numFmt w:val="bullet"/>
+      <w:lvlText w:val="○"/>
+      <w:lvlJc w:val="left"/>
+      <w:pPr>
+        <w:ind w:left="3600" w:hanging="360"/>
+      </w:pPr>
+      <w:rPr>
+        <w:u w:val="none"/>
+      </w:rPr>
+    </w:lvl>
+    <w:lvl w:ilvl="5">
+      <w:start w:val="1"/>
+      <w:numFmt w:val="bullet"/>
+      <w:lvlText w:val="■"/>
+      <w:lvlJc w:val="left"/>
+      <w:pPr>
+        <w:ind w:left="4320" w:hanging="360"/>
+      </w:pPr>
+      <w:rPr>
+        <w:u w:val="none"/>
+      </w:rPr>
+    </w:lvl>
+    <w:lvl w:ilvl="6">
+      <w:start w:val="1"/>
+      <w:numFmt w:val="bullet"/>
+      <w:lvlText w:val="●"/>
+      <w:lvlJc w:val="left"/>
+      <w:pPr>
+        <w:ind w:left="5040" w:hanging="360"/>
+      </w:pPr>
+      <w:rPr>
+        <w:u w:val="none"/>
+      </w:rPr>
+    </w:lvl>
+    <w:lvl w:ilvl="7">
+      <w:start w:val="1"/>
+      <w:numFmt w:val="bullet"/>
+      <w:lvlText w:val="○"/>
+      <w:lvlJc w:val="left"/>
+      <w:pPr>
+        <w:ind w:left="5760" w:hanging="360"/>
+      </w:pPr>
+      <w:rPr>
+        <w:u w:val="none"/>
+      </w:rPr>
+    </w:lvl>
+    <w:lvl w:ilvl="8">
+      <w:start w:val="1"/>
+      <w:numFmt w:val="bullet"/>
+      <w:lvlText w:val="■"/>
+      <w:lvlJc w:val="left"/>
+      <w:pPr>
+        <w:ind w:left="6480" w:hanging="360"/>
+      </w:pPr>
+      <w:rPr>
+        <w:u w:val="none"/>
+      </w:rPr>
+    </w:lvl>
+  </w:abstractNum>
+  <w:abstractNum w:abstractNumId="11">
+    <w:lvl w:ilvl="0">
+      <w:start w:val="1"/>
+      <w:numFmt w:val="bullet"/>
+      <w:lvlText w:val="●"/>
+      <w:lvlJc w:val="left"/>
+      <w:pPr>
+        <w:ind w:left="720" w:hanging="360"/>
+      </w:pPr>
+      <w:rPr>
+        <w:u w:val="none"/>
+      </w:rPr>
+    </w:lvl>
+    <w:lvl w:ilvl="1">
+      <w:start w:val="1"/>
+      <w:numFmt w:val="bullet"/>
+      <w:lvlText w:val="○"/>
+      <w:lvlJc w:val="left"/>
+      <w:pPr>
+        <w:ind w:left="1440" w:hanging="360"/>
+      </w:pPr>
+      <w:rPr>
+        <w:u w:val="none"/>
+      </w:rPr>
+    </w:lvl>
+    <w:lvl w:ilvl="2">
+      <w:start w:val="1"/>
+      <w:numFmt w:val="bullet"/>
+      <w:lvlText w:val="■"/>
+      <w:lvlJc w:val="left"/>
+      <w:pPr>
+        <w:ind w:left="2160" w:hanging="360"/>
+      </w:pPr>
+      <w:rPr>
+        <w:u w:val="none"/>
+      </w:rPr>
+    </w:lvl>
+    <w:lvl w:ilvl="3">
+      <w:start w:val="1"/>
+      <w:numFmt w:val="bullet"/>
+      <w:lvlText w:val="●"/>
+      <w:lvlJc w:val="left"/>
+      <w:pPr>
+        <w:ind w:left="2880" w:hanging="360"/>
+      </w:pPr>
+      <w:rPr>
+        <w:u w:val="none"/>
+      </w:rPr>
+    </w:lvl>
+    <w:lvl w:ilvl="4">
+      <w:start w:val="1"/>
+      <w:numFmt w:val="bullet"/>
+      <w:lvlText w:val="○"/>
+      <w:lvlJc w:val="left"/>
+      <w:pPr>
+        <w:ind w:left="3600" w:hanging="360"/>
+      </w:pPr>
+      <w:rPr>
+        <w:u w:val="none"/>
+      </w:rPr>
+    </w:lvl>
+    <w:lvl w:ilvl="5">
+      <w:start w:val="1"/>
+      <w:numFmt w:val="bullet"/>
+      <w:lvlText w:val="■"/>
+      <w:lvlJc w:val="left"/>
+      <w:pPr>
+        <w:ind w:left="4320" w:hanging="360"/>
+      </w:pPr>
+      <w:rPr>
+        <w:u w:val="none"/>
+      </w:rPr>
+    </w:lvl>
+    <w:lvl w:ilvl="6">
+      <w:start w:val="1"/>
+      <w:numFmt w:val="bullet"/>
+      <w:lvlText w:val="●"/>
+      <w:lvlJc w:val="left"/>
+      <w:pPr>
+        <w:ind w:left="5040" w:hanging="360"/>
+      </w:pPr>
+      <w:rPr>
+        <w:u w:val="none"/>
+      </w:rPr>
+    </w:lvl>
+    <w:lvl w:ilvl="7">
+      <w:start w:val="1"/>
+      <w:numFmt w:val="bullet"/>
+      <w:lvlText w:val="○"/>
+      <w:lvlJc w:val="left"/>
+      <w:pPr>
+        <w:ind w:left="5760" w:hanging="360"/>
+      </w:pPr>
+      <w:rPr>
+        <w:u w:val="none"/>
+      </w:rPr>
+    </w:lvl>
+    <w:lvl w:ilvl="8">
+      <w:start w:val="1"/>
+      <w:numFmt w:val="bullet"/>
+      <w:lvlText w:val="■"/>
+      <w:lvlJc w:val="left"/>
+      <w:pPr>
+        <w:ind w:left="6480" w:hanging="360"/>
+      </w:pPr>
+      <w:rPr>
+        <w:u w:val="none"/>
+      </w:rPr>
+    </w:lvl>
+  </w:abstractNum>
   <w:num w:numId="1">
     <w:abstractNumId w:val="1"/>
   </w:num>
@@ -1590,6 +3080,30 @@
   </w:num>
   <w:num w:numId="3">
     <w:abstractNumId w:val="3"/>
+  </w:num>
+  <w:num w:numId="4">
+    <w:abstractNumId w:val="4"/>
+  </w:num>
+  <w:num w:numId="5">
+    <w:abstractNumId w:val="5"/>
+  </w:num>
+  <w:num w:numId="6">
+    <w:abstractNumId w:val="6"/>
+  </w:num>
+  <w:num w:numId="7">
+    <w:abstractNumId w:val="7"/>
+  </w:num>
+  <w:num w:numId="8">
+    <w:abstractNumId w:val="8"/>
+  </w:num>
+  <w:num w:numId="9">
+    <w:abstractNumId w:val="9"/>
+  </w:num>
+  <w:num w:numId="10">
+    <w:abstractNumId w:val="10"/>
+  </w:num>
+  <w:num w:numId="11">
+    <w:abstractNumId w:val="11"/>
   </w:num>
 </w:numbering>
 </file>

--- a/public/Resume_FabianFroding_2022c.docx
+++ b/public/Resume_FabianFroding_2022c.docx
@@ -234,6 +234,24 @@
         <w:rPr>
           <w:rFonts w:ascii="Times New Roman" w:cs="Times New Roman" w:eastAsia="Times New Roman" w:hAnsi="Times New Roman"/>
           <w:b w:val="1"/>
+          <w:color w:val="980000"/>
+          <w:sz w:val="26"/>
+          <w:szCs w:val="26"/>
+          <w:u w:val="single"/>
+        </w:rPr>
+      </w:pPr>
+      <w:r>
+        <w:rPr>
+          <w:rtl w:val="0"/>
+        </w:rPr>
+      </w:r>
+    </w:p>
+    <w:p>
+      <w:pPr>
+        <w:ind w:left="-360" w:firstLine="0"/>
+        <w:rPr>
+          <w:rFonts w:ascii="Times New Roman" w:cs="Times New Roman" w:eastAsia="Times New Roman" w:hAnsi="Times New Roman"/>
+          <w:b w:val="1"/>
           <w:color w:val="202124"/>
           <w:highlight w:val="white"/>
           <w:u w:val="single"/>
@@ -254,7 +272,7 @@
           <w:u w:val="single"/>
           <w:rtl w:val="0"/>
         </w:rPr>
-        <w:t xml:space="preserve">Professional Skills</w:t>
+        <w:t xml:space="preserve">Skills</w:t>
       </w:r>
       <w:r>
         <w:rPr>
@@ -893,15 +911,6 @@
           <w:highlight w:val="white"/>
         </w:rPr>
       </w:pPr>
-      <w:r>
-        <w:rPr>
-          <w:rFonts w:ascii="Times New Roman" w:cs="Times New Roman" w:eastAsia="Times New Roman" w:hAnsi="Times New Roman"/>
-          <w:color w:val="202124"/>
-          <w:highlight w:val="white"/>
-          <w:rtl w:val="0"/>
-        </w:rPr>
-        <w:t xml:space="preserve">Unreal Engine Gameplay Ability System: </w:t>
-      </w:r>
       <w:hyperlink r:id="rId8">
         <w:r>
           <w:rPr>
@@ -911,7 +920,7 @@
             <w:u w:val="single"/>
             <w:rtl w:val="0"/>
           </w:rPr>
-          <w:t xml:space="preserve">Udemy Link</w:t>
+          <w:t xml:space="preserve">Unreal Engine Gameplay Ability System</w:t>
         </w:r>
       </w:hyperlink>
       <w:r>
@@ -968,17 +977,35 @@
         <w:ind w:left="-360" w:firstLine="0"/>
         <w:rPr>
           <w:rFonts w:ascii="Times New Roman" w:cs="Times New Roman" w:eastAsia="Times New Roman" w:hAnsi="Times New Roman"/>
-          <w:u w:val="single"/>
-        </w:rPr>
-      </w:pPr>
-      <w:r>
-        <w:rPr>
-          <w:rFonts w:ascii="Times New Roman" w:cs="Times New Roman" w:eastAsia="Times New Roman" w:hAnsi="Times New Roman"/>
           <w:b w:val="1"/>
           <w:color w:val="980000"/>
           <w:sz w:val="26"/>
           <w:szCs w:val="26"/>
           <w:u w:val="single"/>
+        </w:rPr>
+      </w:pPr>
+      <w:r>
+        <w:rPr>
+          <w:rtl w:val="0"/>
+        </w:rPr>
+      </w:r>
+    </w:p>
+    <w:p>
+      <w:pPr>
+        <w:ind w:left="-360" w:firstLine="0"/>
+        <w:rPr>
+          <w:rFonts w:ascii="Times New Roman" w:cs="Times New Roman" w:eastAsia="Times New Roman" w:hAnsi="Times New Roman"/>
+          <w:u w:val="single"/>
+        </w:rPr>
+      </w:pPr>
+      <w:r>
+        <w:rPr>
+          <w:rFonts w:ascii="Times New Roman" w:cs="Times New Roman" w:eastAsia="Times New Roman" w:hAnsi="Times New Roman"/>
+          <w:b w:val="1"/>
+          <w:color w:val="980000"/>
+          <w:sz w:val="26"/>
+          <w:szCs w:val="26"/>
+          <w:u w:val="single"/>
           <w:rtl w:val="0"/>
         </w:rPr>
         <w:t xml:space="preserve">Work Experience</w:t>
@@ -1028,7 +1055,7 @@
           <w:rFonts w:ascii="Times New Roman" w:cs="Times New Roman" w:eastAsia="Times New Roman" w:hAnsi="Times New Roman"/>
           <w:rtl w:val="0"/>
         </w:rPr>
-        <w:t xml:space="preserve">Lead UI programmer: created all UI systems and contributed to UI/UX design.</w:t>
+        <w:t xml:space="preserve">Developed gameplay systems and features in C++ using Unreal Engine.</w:t>
       </w:r>
     </w:p>
     <w:p>
@@ -1048,7 +1075,7 @@
           <w:rFonts w:ascii="Times New Roman" w:cs="Times New Roman" w:eastAsia="Times New Roman" w:hAnsi="Times New Roman"/>
           <w:rtl w:val="0"/>
         </w:rPr>
-        <w:t xml:space="preserve">Developed gameplay systems and networked features in C++ using Unreal Engine.</w:t>
+        <w:t xml:space="preserve">Lead UI programmer: developed all UI systems and contributed to UI/UX design.</w:t>
       </w:r>
     </w:p>
     <w:p>
@@ -1068,7 +1095,7 @@
           <w:rFonts w:ascii="Times New Roman" w:cs="Times New Roman" w:eastAsia="Times New Roman" w:hAnsi="Times New Roman"/>
           <w:rtl w:val="0"/>
         </w:rPr>
-        <w:t xml:space="preserve">Integrated third-party services including Azure Playfab and Amazon Web Services.</w:t>
+        <w:t xml:space="preserve">Integrated third-party telemetry services such as Azure Playfab and AWS.</w:t>
       </w:r>
     </w:p>
     <w:p>
@@ -1311,23 +1338,6 @@
         </w:rPr>
         <w:br w:type="textWrapping"/>
       </w:r>
-      <w:r>
-        <w:br w:type="page"/>
-      </w:r>
-      <w:r>
-        <w:rPr>
-          <w:rtl w:val="0"/>
-        </w:rPr>
-      </w:r>
-    </w:p>
-    <w:p>
-      <w:pPr>
-        <w:ind w:left="-360" w:firstLine="0"/>
-        <w:rPr>
-          <w:rFonts w:ascii="Times New Roman" w:cs="Times New Roman" w:eastAsia="Times New Roman" w:hAnsi="Times New Roman"/>
-          <w:b w:val="1"/>
-        </w:rPr>
-      </w:pPr>
       <w:r>
         <w:rPr>
           <w:rFonts w:ascii="Times New Roman" w:cs="Times New Roman" w:eastAsia="Times New Roman" w:hAnsi="Times New Roman"/>
@@ -1437,6 +1447,24 @@
           <v:rect style="width:0.0pt;height:1.5pt" o:hr="t" o:hrstd="t" o:hralign="center" fillcolor="#A0A0A0" stroked="f"/>
         </w:pict>
       </w:r>
+      <w:r>
+        <w:rPr>
+          <w:rtl w:val="0"/>
+        </w:rPr>
+      </w:r>
+    </w:p>
+    <w:p>
+      <w:pPr>
+        <w:ind w:left="-360" w:firstLine="0"/>
+        <w:rPr>
+          <w:rFonts w:ascii="Times New Roman" w:cs="Times New Roman" w:eastAsia="Times New Roman" w:hAnsi="Times New Roman"/>
+          <w:b w:val="1"/>
+          <w:color w:val="980000"/>
+          <w:sz w:val="26"/>
+          <w:szCs w:val="26"/>
+          <w:u w:val="single"/>
+        </w:rPr>
+      </w:pPr>
       <w:r>
         <w:rPr>
           <w:rtl w:val="0"/>
@@ -1683,6 +1711,24 @@
           <v:rect style="width:0.0pt;height:1.5pt" o:hr="t" o:hrstd="t" o:hralign="center" fillcolor="#A0A0A0" stroked="f"/>
         </w:pict>
       </w:r>
+      <w:r>
+        <w:rPr>
+          <w:rtl w:val="0"/>
+        </w:rPr>
+      </w:r>
+    </w:p>
+    <w:p>
+      <w:pPr>
+        <w:ind w:left="-360" w:firstLine="0"/>
+        <w:rPr>
+          <w:rFonts w:ascii="Times New Roman" w:cs="Times New Roman" w:eastAsia="Times New Roman" w:hAnsi="Times New Roman"/>
+          <w:b w:val="1"/>
+          <w:color w:val="980000"/>
+          <w:sz w:val="26"/>
+          <w:szCs w:val="26"/>
+          <w:u w:val="single"/>
+        </w:rPr>
+      </w:pPr>
       <w:r>
         <w:rPr>
           <w:rtl w:val="0"/>
